--- a/por/docx/13.content.docx
+++ b/por/docx/13.content.docx
@@ -235,7 +235,7 @@
         <w:rPr>
           <w:lang w:val="pt_PT" w:bidi="pt_PT"/>
         </w:rPr>
-        <w:t xml:space="preserve"> Enos gerou Cainã; Cainã gerou Malaleel; Malaleel gerou Jarede.</w:t>
+        <w:t xml:space="preserve"> Enos gerou Cainã; Cainã gerou Maalaleel; Maalaleel gerou Jarede.</w:t>
       </w:r>
     </w:p>
     <w:p>
@@ -403,7 +403,7 @@
         <w:rPr>
           <w:lang w:val="pt_PT" w:bidi="pt_PT"/>
         </w:rPr>
-        <w:t xml:space="preserve"> Cuxe foi pai de Ninrode, que se tornou o primeiro homem conhecido por seu poder na terra.</w:t>
+        <w:t xml:space="preserve"> Cuxe gerou Ninrode, que se tornou um grande guerreiro.</w:t>
       </w:r>
     </w:p>
     <w:p>
@@ -634,7 +634,7 @@
         <w:rPr>
           <w:lang w:val="pt_PT" w:bidi="pt_PT"/>
         </w:rPr>
-        <w:t xml:space="preserve"> Hadorão, Uzal e Dicla,</w:t>
+        <w:t xml:space="preserve"> Adorão, Uzal e Dicla,</w:t>
       </w:r>
     </w:p>
     <w:p>
@@ -991,7 +991,7 @@
         <w:rPr>
           <w:lang w:val="pt_PT" w:bidi="pt_PT"/>
         </w:rPr>
-        <w:t xml:space="preserve"> Os filhos de Seir foram Lotã, Sobal, Zibeão, Aná, Disom, Eser e Disã. Lotã tinha uma irmã chamada Timna.</w:t>
+        <w:t xml:space="preserve"> Os filhos de Seir foram Lotã, Sobal, Zibeão, Aná, Disom, Ézer e Disã.</w:t>
       </w:r>
     </w:p>
     <w:p>
@@ -1012,7 +1012,7 @@
         <w:rPr>
           <w:lang w:val="pt_PT" w:bidi="pt_PT"/>
         </w:rPr>
-        <w:t xml:space="preserve"> Os filhos de Lotã foram Hori e Homã.</w:t>
+        <w:t xml:space="preserve"> Os filhos de Lotã foram Hori e Homã. Lotã tinha uma irmã chamada Timna.</w:t>
       </w:r>
     </w:p>
     <w:p>
@@ -1075,7 +1075,7 @@
         <w:rPr>
           <w:lang w:val="pt_PT" w:bidi="pt_PT"/>
         </w:rPr>
-        <w:t xml:space="preserve"> Os filhos de Eser foram Bilã, Zaavã e Acã. Os filhos de Disã foram Uz e Arã.</w:t>
+        <w:t xml:space="preserve"> Os filhos de Ézer foram Bilã, Zaavã e Acã. Os filhos de Disã foram Uz e Arã.</w:t>
       </w:r>
     </w:p>
     <w:p>
@@ -1805,7 +1805,7 @@
         <w:rPr>
           <w:lang w:val="pt_PT" w:bidi="pt_PT"/>
         </w:rPr>
-        <w:t xml:space="preserve"> Segube foi pai de Jair, que governou vinte e três cidades na região de Gileade.</w:t>
+        <w:t xml:space="preserve"> Segube foi pai de Jair, que governou 23 cidades na região de Gileade.</w:t>
       </w:r>
     </w:p>
     <w:p>
@@ -2225,7 +2225,7 @@
         <w:rPr>
           <w:lang w:val="pt_PT" w:bidi="pt_PT"/>
         </w:rPr>
-        <w:t xml:space="preserve"> Estes foram os filhos de Calebe, irmão de Jerameel: Messa, o primogênito, pai de Zife, e Maressa, seu filho, pai de Hebrom.</w:t>
+        <w:t xml:space="preserve"> Estes foram os filhos de Calebe, irmão de Jerameel: Messa, o primogênito, pai de Zife, e Maressa, pai de Hebrom.</w:t>
       </w:r>
     </w:p>
     <w:p>
@@ -2393,7 +2393,7 @@
         <w:rPr>
           <w:lang w:val="pt_PT" w:bidi="pt_PT"/>
         </w:rPr>
-        <w:t xml:space="preserve"> Calebe teve ainda outros descendentes: os filhos de Hur, o primogênito de Efrate, foram Sobal, fundador de Quiriate-Jearim,</w:t>
+        <w:t xml:space="preserve"> Calebe teve ainda outros descendentes: os filhos de Hur, o filho mais velho de Efrate, foram Sobal, fundador de Quiriate-Jearim,</w:t>
       </w:r>
     </w:p>
     <w:p>
@@ -2477,7 +2477,7 @@
         <w:rPr>
           <w:lang w:val="pt_PT" w:bidi="pt_PT"/>
         </w:rPr>
-        <w:t xml:space="preserve"> Os descendentes de Salma incluíram o povo de Belém e de Atrote-Bete-Joabe, os netofatitas, metade dos manaatitas e os zoreus,</w:t>
+        <w:t xml:space="preserve"> Os descendentes de Salma incluíram o povo de Belém e de Atarote-Bete-Joabe, os netofatitas, metade dos manaatitas e os zoreus,</w:t>
       </w:r>
     </w:p>
     <w:p>
@@ -2535,7 +2535,7 @@
         <w:rPr>
           <w:lang w:val="pt_PT" w:bidi="pt_PT"/>
         </w:rPr>
-        <w:t xml:space="preserve"> Estes são os filhos de Davi que nasceram em Hebrom: o mais velho foi Amnom, filho de Ainoã, de Jezreel; o segundo foi Daniel, filho de Abigail, de Carmelo.</w:t>
+        <w:t xml:space="preserve"> Estes são os filhos de Davi que nasceram em Hebrom: o mais velho foi Amnom, filho de Ainoã, de Jezreel; o segundo foi Daniel, filho de Abigail, de Carmelo;</w:t>
       </w:r>
     </w:p>
     <w:p>
@@ -2556,7 +2556,7 @@
         <w:rPr>
           <w:lang w:val="pt_PT" w:bidi="pt_PT"/>
         </w:rPr>
-        <w:t xml:space="preserve"> O terceiro foi Absalão, filho de Maaca, filha de Talmai, rei de Gesur; o quarto foi Adonias, filho de Hagite.</w:t>
+        <w:t xml:space="preserve"> o terceiro foi Absalão, filho de Maaca, filha de Talmai, rei de Gesur; o quarto foi Adonias, filho de Hagite;</w:t>
       </w:r>
     </w:p>
     <w:p>
@@ -2577,7 +2577,7 @@
         <w:rPr>
           <w:lang w:val="pt_PT" w:bidi="pt_PT"/>
         </w:rPr>
-        <w:t xml:space="preserve"> O quinto foi Sefatias, filho de Abital; e o sexto foi Itreão, filho de sua esposa Eglá.</w:t>
+        <w:t xml:space="preserve"> o quinto foi Sefatias, filho de Abital; e o sexto foi Itreão, filho de sua esposa Eglá.</w:t>
       </w:r>
     </w:p>
     <w:p>
@@ -2619,7 +2619,7 @@
         <w:rPr>
           <w:lang w:val="pt_PT" w:bidi="pt_PT"/>
         </w:rPr>
-        <w:t xml:space="preserve"> onde governou por trinta e três anos, Davi teve outros filhos: Simeia, Sobabe, Natã e Salomão, os quatro nascidos de Bate-Seba, filha de Amiel.</w:t>
+        <w:t xml:space="preserve"> onde governou por 33 anos, Davi teve outros filhos: Simeia, Sobabe, Natã e Salomão, os quatro nascidos de Bate-Seba, filha de Amiel.</w:t>
       </w:r>
     </w:p>
     <w:p>
@@ -3223,7 +3223,7 @@
         <w:rPr>
           <w:lang w:val="pt_PT" w:bidi="pt_PT"/>
         </w:rPr>
-        <w:t xml:space="preserve"> Jabez era o mais respeitado entre seus parentes. Sua mãe lhe deu esse nome, dizendo: "Eu o dei à luz em meio a grande sofrimento".</w:t>
+        <w:t xml:space="preserve"> Jabez era o mais respeitado entre seus parentes. Sua mãe lhe deu esse nome, dizendo: “Eu o dei à luz em meio a grande sofrimento”.</w:t>
       </w:r>
     </w:p>
     <w:p>
@@ -3244,7 +3244,7 @@
         <w:rPr>
           <w:lang w:val="pt_PT" w:bidi="pt_PT"/>
         </w:rPr>
-        <w:t xml:space="preserve"> Jabez orou ao Deus de Israel: "Peço que me concedas bênçãos e amplie os meus limites. Que a tua mão esteja comigo, protegendo-me do mal e afastando de mim a dor". E Deus atendeu ao seu pedido.</w:t>
+        <w:t xml:space="preserve"> Jabez orou ao Deus de Israel: “Peço que me concedas bênçãos e amplies os meus limites. Que a tua mão esteja comigo, protegendo-me do mal e afastando de mim a dor”. E Deus atendeu ao seu pedido.</w:t>
       </w:r>
     </w:p>
     <w:p>
@@ -3286,7 +3286,7 @@
         <w:rPr>
           <w:lang w:val="pt_PT" w:bidi="pt_PT"/>
         </w:rPr>
-        <w:t xml:space="preserve"> Estom foi pai de Bete-Rafa, Paséia e Teína, fundador de Ir-Naás. Eles passaram a viver em Reca.</w:t>
+        <w:t xml:space="preserve"> Estom foi pai de Bete-Rafa, Paseia e Teína, fundador de Ir-Naás. Eles passaram a viver em Reca.</w:t>
       </w:r>
     </w:p>
     <w:p>
@@ -3433,7 +3433,7 @@
         <w:rPr>
           <w:lang w:val="pt_PT" w:bidi="pt_PT"/>
         </w:rPr>
-        <w:t xml:space="preserve"> Os filhos da esposa de Hodias, irmã de Naã, foram o pai de Queila, o garmita, e Estemoa, o maacatita.</w:t>
+        <w:t xml:space="preserve"> A esposa de Hodias era irmã de Naã. Entre os seus descendentes estavam aquele que foi pai de Queila, o garmita, e aquele que foi pai de Estemoa, o maacatita.</w:t>
       </w:r>
     </w:p>
     <w:p>
@@ -3643,7 +3643,7 @@
         <w:rPr>
           <w:lang w:val="pt_PT" w:bidi="pt_PT"/>
         </w:rPr>
-        <w:t xml:space="preserve"> Bila, Ezém e Tolade,</w:t>
+        <w:t xml:space="preserve"> Bila, Azém e Tolade,</w:t>
       </w:r>
     </w:p>
     <w:p>
@@ -3895,7 +3895,7 @@
         <w:rPr>
           <w:lang w:val="pt_PT" w:bidi="pt_PT"/>
         </w:rPr>
-        <w:t xml:space="preserve"> Durante o reinado de Ezequias, rei de Judá, esses homens registrados chegaram, atacaram os camitas e os meunitas daquela região e os destruíram completamente, como ainda hoje se pode constatar. Depois passaram a ocupar o território deles, pois ali havia pastagens para os seus rebanhos.</w:t>
+        <w:t xml:space="preserve"> Durante o reinado de Ezequias, rei de Judá, esses homens aqui registrados chegaram, atacaram os camitas e os meunitas daquela região e os destruíram completamente, como ainda hoje se pode constatar. Depois passaram a ocupar o território deles, pois ali havia pastagens para os seus rebanhos.</w:t>
       </w:r>
     </w:p>
     <w:p>
@@ -3974,7 +3974,7 @@
         <w:rPr>
           <w:lang w:val="pt_PT" w:bidi="pt_PT"/>
         </w:rPr>
-        <w:t xml:space="preserve"> Estes são os descendentes de Rúben, o primogênito de Israel. Embora fosse o filho mais velho, ele perdeu o direito da primogenitura por ter desonrado o leito de seu pai. Por isso, esse direito foi transferido aos filhos de José, filho de Israel, e Rúben não foi registrado nas genealogias como o primeiro.</w:t>
+        <w:t xml:space="preserve"> Estes são os descendentes de Rúben, primogênito de Israel. Embora fosse o primeiro, ele profanou o leito do pai; por isso os direitos do primogênito passaram para os filhos de José, e Rúben não foi contado como primogênito nos registros.</w:t>
       </w:r>
     </w:p>
     <w:p>
@@ -3995,7 +3995,7 @@
         <w:rPr>
           <w:lang w:val="pt_PT" w:bidi="pt_PT"/>
         </w:rPr>
-        <w:t xml:space="preserve"> Ainda que Judá tenha se destacado entre seus irmãos e dele tenha surgido um governante, a primogenitura foi concedida a José.</w:t>
+        <w:t xml:space="preserve"> Mesmo que Judá tenha se destacado entre os irmãos e dele tenha vindo um líder, os direitos de primogenitura foram dados a José.</w:t>
       </w:r>
     </w:p>
     <w:p>
@@ -4079,7 +4079,7 @@
         <w:rPr>
           <w:lang w:val="pt_PT" w:bidi="pt_PT"/>
         </w:rPr>
-        <w:t xml:space="preserve"> Baal foi pai de Beera, que foi levado ao exílio por Tiglate-Pileser, rei da Assíria. Beera era um líder da tribo de Rúben.</w:t>
+        <w:t xml:space="preserve"> Baal foi pai de Beera. Tiglate‑Pileser, rei da Assíria, levou Beera para o exílio. Beera era um chefe entre os rubenitas.</w:t>
       </w:r>
     </w:p>
     <w:p>
@@ -4163,7 +4163,7 @@
         <w:rPr>
           <w:lang w:val="pt_PT" w:bidi="pt_PT"/>
         </w:rPr>
-        <w:t xml:space="preserve"> Durante o reinado de Saul, entraram em guerra contra os hagarenos, derrotaram-nos e passaram a ocupar seus acampamentos em toda a região a leste de Gileade.</w:t>
+        <w:t xml:space="preserve"> No tempo do rei Saul, lutaram contra os hagarenos e os venceram; então passaram a ocupar os acampamentos deles por toda a região a leste de Gileade.</w:t>
       </w:r>
     </w:p>
     <w:p>
@@ -4331,7 +4331,7 @@
         <w:rPr>
           <w:lang w:val="pt_PT" w:bidi="pt_PT"/>
         </w:rPr>
-        <w:t xml:space="preserve"> As tribos de Rúben, Gade e a metade da tribo de Manassés reuniam quarenta e quatro mil setecentos e sessenta homens preparados para a guerra, capazes de usar escudo e espada, manejar o arco e treinados para o combate.</w:t>
+        <w:t xml:space="preserve"> As tribos de Rúben, Gade e a metade da tribo de Manassés reuniam 44.760 homens preparados para a guerra, capazes de usar escudo e espada, manejar o arco e treinados para o combate.</w:t>
       </w:r>
     </w:p>
     <w:p>
@@ -4394,7 +4394,7 @@
         <w:rPr>
           <w:lang w:val="pt_PT" w:bidi="pt_PT"/>
         </w:rPr>
-        <w:t xml:space="preserve"> Tomaram dos hagarenos cinquenta mil camelos, duzentas e cinquenta mil ovelhas e dois mil jumentos; além disso, fizeram cem mil prisioneiros.</w:t>
+        <w:t xml:space="preserve"> Tomaram dos hagarenos 50 mil camelos, 250 mil ovelhas e 2 mil jumentos; além disso, fizeram 100 mil prisioneiros.</w:t>
       </w:r>
     </w:p>
     <w:p>
@@ -4499,7 +4499,7 @@
         <w:rPr>
           <w:lang w:val="pt_PT" w:bidi="pt_PT"/>
         </w:rPr>
-        <w:t xml:space="preserve"> Por isso, o Deus de Israel despertou Pul, isto é, Tiglate-Pileser, rei da Assíria, para levar ao exílio as tribos de Rúben, de Gade e a metade da tribo de Manassés, conduzindo-as para Hala, Habor, Hara e para o rio Gozã, onde permanecem até hoje.</w:t>
+        <w:t xml:space="preserve"> Por causa da infidelidade deles, o Deus de Israel despertou Pul, isto é, Tiglate‑Pileser, rei da Assíria, para levar cativos as tribos de Rúben e de Gade e a metade da tribo de Manassés para Hala, Habor, Hara e o rio Gozã, onde permanecem até hoje.</w:t>
       </w:r>
     </w:p>
     <w:p>
@@ -4599,7 +4599,7 @@
         <w:rPr>
           <w:lang w:val="pt_PT" w:bidi="pt_PT"/>
         </w:rPr>
-        <w:t xml:space="preserve"> Eleazar foi pai de Finéias, e Finéias gerou Abisua.</w:t>
+        <w:t xml:space="preserve"> Eleazar foi pai de Fineias, e Fineias gerou Abisua.</w:t>
       </w:r>
     </w:p>
     <w:p>
@@ -4914,7 +4914,7 @@
         <w:rPr>
           <w:lang w:val="pt_PT" w:bidi="pt_PT"/>
         </w:rPr>
-        <w:t xml:space="preserve"> Os filhos de Merari foram Mali e Musi. Estes são os clãs dos levitas, conforme suas linhagens.</w:t>
+        <w:t xml:space="preserve"> Os filhos de Merari foram Mali e Musi. Estes são os clãs dos levitas, conforme suas linhagens:</w:t>
       </w:r>
     </w:p>
     <w:p>
@@ -5187,7 +5187,7 @@
         <w:rPr>
           <w:lang w:val="pt_PT" w:bidi="pt_PT"/>
         </w:rPr>
-        <w:t xml:space="preserve"> Eles ministravam o louvor diante do tabernáculo, a Tenda do Encontro, até que Salomão construiu o templo do SENHOR em Jerusalém. Cumpriam suas funções conforme as normas estabelecidas.</w:t>
+        <w:t xml:space="preserve"> Eles ministravam o louvor diante do tabernáculo, a tenda do encontro, até que Salomão construiu o templo do SENHOR em Jerusalém. Cumpriam suas funções conforme as normas estabelecidas.</w:t>
       </w:r>
     </w:p>
     <w:p>
@@ -5355,7 +5355,7 @@
         <w:rPr>
           <w:lang w:val="pt_PT" w:bidi="pt_PT"/>
         </w:rPr>
-        <w:t xml:space="preserve"> filho de Micael, filho de Baaséias, filho de Malquias,</w:t>
+        <w:t xml:space="preserve"> filho de Micael, filho de Baaseias, filho de Malquias,</w:t>
       </w:r>
     </w:p>
     <w:p>
@@ -5565,7 +5565,7 @@
         <w:rPr>
           <w:lang w:val="pt_PT" w:bidi="pt_PT"/>
         </w:rPr>
-        <w:t xml:space="preserve"> Estes são os descendentes de Arão: Eleazar, pai de Finéias, pai de Abisua,</w:t>
+        <w:t xml:space="preserve"> Estes são os descendentes de Arão: Eleazar, pai de Fineias, pai de Abisua,</w:t>
       </w:r>
     </w:p>
     <w:p>
@@ -5775,7 +5775,7 @@
         <w:rPr>
           <w:lang w:val="pt_PT" w:bidi="pt_PT"/>
         </w:rPr>
-        <w:t xml:space="preserve"> Da tribo de Benjamim receberam Gibeão, Geba, Alemete e Anatote, com suas áreas de pasto. Ao todo, treze cidades foram distribuídas entre seus clãs.</w:t>
+        <w:t xml:space="preserve"> Da tribo de Benjamim, os sacerdotes receberam treze cidades com suas áreas de pastagem, incluindo Geba, Alemete e Anatote.</w:t>
       </w:r>
     </w:p>
     <w:p>
@@ -5796,7 +5796,7 @@
         <w:rPr>
           <w:lang w:val="pt_PT" w:bidi="pt_PT"/>
         </w:rPr>
-        <w:t xml:space="preserve"> Os demais descendentes de Coate receberam, por sorteio, dez cidades dos clãs da metade da tribo de Manassés.</w:t>
+        <w:t xml:space="preserve"> Os demais descendentes de Coate receberam por sorteio dez cidades do território da metade da tribo de Manassés.</w:t>
       </w:r>
     </w:p>
     <w:p>
@@ -6006,7 +6006,7 @@
         <w:rPr>
           <w:lang w:val="pt_PT" w:bidi="pt_PT"/>
         </w:rPr>
-        <w:t xml:space="preserve"> Os gersonitas receberam, da meia tribo de Manassés, Golã, em Basã, e Asterote,</w:t>
+        <w:t xml:space="preserve"> Os gersonitas receberam, da metade da tribo de Manassés, Golã, em Basã, e Asterote;</w:t>
       </w:r>
     </w:p>
     <w:p>
@@ -6048,7 +6048,7 @@
         <w:rPr>
           <w:lang w:val="pt_PT" w:bidi="pt_PT"/>
         </w:rPr>
-        <w:t xml:space="preserve"> Ramote e Aném,</w:t>
+        <w:t xml:space="preserve"> Ramote e Aném;</w:t>
       </w:r>
     </w:p>
     <w:p>
@@ -6090,7 +6090,7 @@
         <w:rPr>
           <w:lang w:val="pt_PT" w:bidi="pt_PT"/>
         </w:rPr>
-        <w:t xml:space="preserve"> Hucoque e Reobe,</w:t>
+        <w:t xml:space="preserve"> Hucoque e Reobe;</w:t>
       </w:r>
     </w:p>
     <w:p>
@@ -6132,7 +6132,7 @@
         <w:rPr>
           <w:lang w:val="pt_PT" w:bidi="pt_PT"/>
         </w:rPr>
-        <w:t xml:space="preserve"> Os demais meraritas receberam, da tribo de Zebulom, Rimono e Tabor,</w:t>
+        <w:t xml:space="preserve"> Os demais meraritas receberam, da tribo de Zebulom, Rimom e Tabor;</w:t>
       </w:r>
     </w:p>
     <w:p>
@@ -6174,7 +6174,7 @@
         <w:rPr>
           <w:lang w:val="pt_PT" w:bidi="pt_PT"/>
         </w:rPr>
-        <w:t xml:space="preserve"> Quedemote e Mefaate,</w:t>
+        <w:t xml:space="preserve"> Quedemote e Mefaate;</w:t>
       </w:r>
     </w:p>
     <w:p>
@@ -6216,7 +6216,7 @@
         <w:rPr>
           <w:lang w:val="pt_PT" w:bidi="pt_PT"/>
         </w:rPr>
-        <w:t xml:space="preserve"> Hesbom e Jazar; todas essas cidades foram entregues com suas respectivas áreas de pasto.</w:t>
+        <w:t xml:space="preserve"> Hesbom e Jazar; todas essas cidades foram entregues com suas respectivas áreas de pastagem.</w:t>
       </w:r>
     </w:p>
     <w:p>
@@ -6505,7 +6505,7 @@
         <w:rPr>
           <w:lang w:val="pt_PT" w:bidi="pt_PT"/>
         </w:rPr>
-        <w:t xml:space="preserve"> Os filhos de Naftali foram Jaziel, Guni, Jezer e Silém, netos de Bila.</w:t>
+        <w:t xml:space="preserve"> Os filhos de Naftali foram Jazeel, Guni, Jezer e Silém, netos de Bila.</w:t>
       </w:r>
     </w:p>
     <w:p>
@@ -6841,7 +6841,7 @@
         <w:rPr>
           <w:lang w:val="pt_PT" w:bidi="pt_PT"/>
         </w:rPr>
-        <w:t xml:space="preserve"> A tribo de Manassés possuía as cidades de Bete-Seã, Taanaque, Megido e Dor, juntamente com seus povoados. Nessas cidades viviam os descendentes de José, filho de Israel.</w:t>
+        <w:t xml:space="preserve"> A tribo de Manassés possuía as cidades de Bete-Seã, Taanaque, Megido e Dor, junto com seus povoados. Nessas cidades viviam os descendentes de José, filho de Israel.</w:t>
       </w:r>
     </w:p>
     <w:p>
@@ -6904,7 +6904,7 @@
         <w:rPr>
           <w:lang w:val="pt_PT" w:bidi="pt_PT"/>
         </w:rPr>
-        <w:t xml:space="preserve"> Héber foi pai de Jaflete, Somer e Hotão, além de uma irmã chamada Suá.</w:t>
+        <w:t xml:space="preserve"> Héber foi pai de Jaflete, Somer e Hotão, além de Suá, a irmã deles.</w:t>
       </w:r>
     </w:p>
     <w:p>
@@ -7051,7 +7051,7 @@
         <w:rPr>
           <w:lang w:val="pt_PT" w:bidi="pt_PT"/>
         </w:rPr>
-        <w:t xml:space="preserve"> Os filhos de Ula foram Ara, Haniel e Rizia.</w:t>
+        <w:t xml:space="preserve"> Os filhos de Ula foram Ará, Haniel e Rizia.</w:t>
       </w:r>
     </w:p>
     <w:p>
@@ -7072,7 +7072,7 @@
         <w:rPr>
           <w:lang w:val="pt_PT" w:bidi="pt_PT"/>
         </w:rPr>
-        <w:t xml:space="preserve"> Todos esses eram descendentes de Aser. Eram chefes de famílias, homens escolhidos, guerreiros valentes e líderes de destaque. O total dos alistados para o combate em seu exército chegou a 26 mil.</w:t>
+        <w:t xml:space="preserve"> Todos esses descendentes de Aser foram chefes de famílias, homens escolhidos e guerreiros valentes, líderes capazes e hábeis na guerra. Foram registrados em suas linhagens, totalizando 26 mil homens aptos para o combate.</w:t>
       </w:r>
     </w:p>
     <w:p>
@@ -7718,7 +7718,7 @@
         <w:rPr>
           <w:lang w:val="pt_PT" w:bidi="pt_PT"/>
         </w:rPr>
-        <w:t xml:space="preserve"> Seu filho mais velho chamava-se Abdom; os outros filhos foram Zur, Quis, Baal, Ner e Nadabe,</w:t>
+        <w:t xml:space="preserve"> Seu filho mais velho se chamava Abdom; os outros filhos foram Zur, Quis, Baal, Ner e Nadabe,</w:t>
       </w:r>
     </w:p>
     <w:p>
@@ -7760,7 +7760,7 @@
         <w:rPr>
           <w:lang w:val="pt_PT" w:bidi="pt_PT"/>
         </w:rPr>
-        <w:t xml:space="preserve"> além de Miclote, que foi pai de Siméia. Eles também viviam perto de seus parentes, em Jerusalém.</w:t>
+        <w:t xml:space="preserve"> além de Miclote, que foi pai de Simeia. Eles também viviam perto de seus parentes, em Jerusalém.</w:t>
       </w:r>
     </w:p>
     <w:p>
@@ -7781,7 +7781,7 @@
         <w:rPr>
           <w:lang w:val="pt_PT" w:bidi="pt_PT"/>
         </w:rPr>
-        <w:t xml:space="preserve"> Ner foi pai de Quis, e Quis gerou Saul. Saul teve como filhos Jônatas, Malquisua, Abinadabe e Esbaal.</w:t>
+        <w:t xml:space="preserve"> Ner foi pai de Quis, e Quis gerou Saul. Saul teve como filhos Jônatas, Malquisua, Abinadabe e Isbosete.</w:t>
       </w:r>
     </w:p>
     <w:p>
@@ -7802,7 +7802,7 @@
         <w:rPr>
           <w:lang w:val="pt_PT" w:bidi="pt_PT"/>
         </w:rPr>
-        <w:t xml:space="preserve"> O filho de Jônatas foi Meribe-Baal, que gerou Mica.</w:t>
+        <w:t xml:space="preserve"> O filho de Jônatas foi Mefibosete, que gerou Mica.</w:t>
       </w:r>
     </w:p>
     <w:p>
@@ -7823,7 +7823,7 @@
         <w:rPr>
           <w:lang w:val="pt_PT" w:bidi="pt_PT"/>
         </w:rPr>
-        <w:t xml:space="preserve"> Os filhos de Mica foram Pitom, Meleque, Taréia e Acaz.</w:t>
+        <w:t xml:space="preserve"> Os filhos de Mica foram Pitom, Meleque, Tareia e Acaz.</w:t>
       </w:r>
     </w:p>
     <w:p>
@@ -7928,7 +7928,7 @@
         <w:rPr>
           <w:lang w:val="pt_PT" w:bidi="pt_PT"/>
         </w:rPr>
-        <w:t xml:space="preserve"> Os filhos de Ulão eram guerreiros valentes e habilidosos no uso do arco. Tiveram muitos filhos e netos, somando cento e cinquenta ao todo. Todos esses eram descendentes de Benjamim.</w:t>
+        <w:t xml:space="preserve"> Os filhos de Ulão eram guerreiros valentes e habilidosos no uso do arco. Tiveram muitos filhos e netos, somando 150 ao todo. Todos esses eram descendentes de Benjamim.</w:t>
       </w:r>
     </w:p>
     <w:p>
@@ -8070,7 +8070,7 @@
         <w:rPr>
           <w:lang w:val="pt_PT" w:bidi="pt_PT"/>
         </w:rPr>
-        <w:t xml:space="preserve"> Da descendência de Zerá fazia parte Jeuel. O total dos homens de Judá era de seiscentos e noventa.</w:t>
+        <w:t xml:space="preserve"> Da descendência de Zerá fazia parte Jeuel. O total dos homens de Judá era de 690.</w:t>
       </w:r>
     </w:p>
     <w:p>
@@ -8133,7 +8133,7 @@
         <w:rPr>
           <w:lang w:val="pt_PT" w:bidi="pt_PT"/>
         </w:rPr>
-        <w:t xml:space="preserve"> Da tribo de Benjamim, conforme os registros genealógicos, havia novecentos e cinquenta e seis homens. Todos eram chefes de suas famílias.</w:t>
+        <w:t xml:space="preserve"> Da tribo de Benjamim, conforme os registros genealógicos, havia 956 homens. Todos eram chefes de suas famílias.</w:t>
       </w:r>
     </w:p>
     <w:p>
@@ -8217,7 +8217,7 @@
         <w:rPr>
           <w:lang w:val="pt_PT" w:bidi="pt_PT"/>
         </w:rPr>
-        <w:t xml:space="preserve"> O número de sacerdotes que eram chefes de famílias somava mil setecentos e sessenta. Eram homens capacitados, responsáveis pelo serviço no templo de Deus.</w:t>
+        <w:t xml:space="preserve"> O número de sacerdotes que eram chefes de famílias somava 1.760. Eram homens capacitados, responsáveis pelo serviço no templo de Deus.</w:t>
       </w:r>
     </w:p>
     <w:p>
@@ -8364,7 +8364,7 @@
         <w:rPr>
           <w:lang w:val="pt_PT" w:bidi="pt_PT"/>
         </w:rPr>
-        <w:t xml:space="preserve"> Naquela época, Finéias, filho de Eleazar, estava à frente dos guardas das portas, e o SENHOR estava com ele.</w:t>
+        <w:t xml:space="preserve"> Naquela época, Fineias, filho de Eleazar, estava à frente dos guardas das portas, e o SENHOR estava com ele.</w:t>
       </w:r>
     </w:p>
     <w:p>
@@ -8385,7 +8385,7 @@
         <w:rPr>
           <w:lang w:val="pt_PT" w:bidi="pt_PT"/>
         </w:rPr>
-        <w:t xml:space="preserve"> Zacarias, filho de Meselemias, exercia a função de guarda na entrada do Tabernáculo.</w:t>
+        <w:t xml:space="preserve"> Zacarias, filho de Meselemias, exercia a função de guarda na entrada do tabernáculo.</w:t>
       </w:r>
     </w:p>
     <w:p>
@@ -8406,7 +8406,7 @@
         <w:rPr>
           <w:lang w:val="pt_PT" w:bidi="pt_PT"/>
         </w:rPr>
-        <w:t xml:space="preserve"> O total dos escolhidos para servir como guardas das portas, conforme os registros genealógicos de seus povoados, era de duzentos e doze. Eles haviam sido designados para esses cargos de confiança por Davi e pelo vidente Samuel.</w:t>
+        <w:t xml:space="preserve"> O total dos escolhidos para servir como guardas das portas, conforme os registros genealógicos de seus povoados, era de 212. Eles haviam sido designados para esses cargos de confiança por Davi e pelo vidente Samuel.</w:t>
       </w:r>
     </w:p>
     <w:p>
@@ -8427,7 +8427,7 @@
         <w:rPr>
           <w:lang w:val="pt_PT" w:bidi="pt_PT"/>
         </w:rPr>
-        <w:t xml:space="preserve"> Eles e seus descendentes receberam a responsabilidade de vigiar as portas do templo do SENHOR, o Tabernáculo.</w:t>
+        <w:t xml:space="preserve"> Eles e seus descendentes receberam a responsabilidade de vigiar as portas do templo do SENHOR, o tabernáculo.</w:t>
       </w:r>
     </w:p>
     <w:p>
@@ -8742,7 +8742,7 @@
         <w:rPr>
           <w:lang w:val="pt_PT" w:bidi="pt_PT"/>
         </w:rPr>
-        <w:t xml:space="preserve"> Miclote foi pai de Siméia. Eles também viviam próximos de seus parentes em Jerusalém.</w:t>
+        <w:t xml:space="preserve"> Miclote foi pai de Simeia. Eles também viviam próximos de seus parentes em Jerusalém.</w:t>
       </w:r>
     </w:p>
     <w:p>
@@ -8763,7 +8763,7 @@
         <w:rPr>
           <w:lang w:val="pt_PT" w:bidi="pt_PT"/>
         </w:rPr>
-        <w:t xml:space="preserve"> Ner foi pai de Quis, Quis gerou Saul, e Saul teve como filhos Jônatas, Malquisua, Abinadabe e Esbaal.</w:t>
+        <w:t xml:space="preserve"> Ner foi pai de Quis, Quis gerou Saul, e Saul teve como filhos Jônatas, Malquisua, Abinadabe e Isbosete.</w:t>
       </w:r>
     </w:p>
     <w:p>
@@ -8784,7 +8784,7 @@
         <w:rPr>
           <w:lang w:val="pt_PT" w:bidi="pt_PT"/>
         </w:rPr>
-        <w:t xml:space="preserve"> O filho de Jônatas foi Meribe-Baal, que gerou Mica.</w:t>
+        <w:t xml:space="preserve"> O filho de Jônatas foi Mefibosete, que gerou Mica.</w:t>
       </w:r>
     </w:p>
     <w:p>
@@ -8805,7 +8805,7 @@
         <w:rPr>
           <w:lang w:val="pt_PT" w:bidi="pt_PT"/>
         </w:rPr>
-        <w:t xml:space="preserve"> Os filhos de Mica foram Pitom, Meleque, Taréia e Acaz.</w:t>
+        <w:t xml:space="preserve"> Os filhos de Mica foram Pitom, Meleque, Tareia e Acaz.</w:t>
       </w:r>
     </w:p>
     <w:p>
@@ -9094,7 +9094,7 @@
         <w:rPr>
           <w:lang w:val="pt_PT" w:bidi="pt_PT"/>
         </w:rPr>
-        <w:t xml:space="preserve"> As armas de Saul foram colocadas em um dos templos dos seus deuses, e a sua cabeça foi pendurada no templo de Dagom.</w:t>
+        <w:t xml:space="preserve"> As armas de Saul foram colocadas num dos templos dos seus deuses, e a sua cabeça foi pendurada no templo de Dagom.</w:t>
       </w:r>
     </w:p>
     <w:p>
@@ -9215,7 +9215,7 @@
         <w:rPr>
           <w:lang w:val="pt_PT" w:bidi="pt_PT"/>
         </w:rPr>
-        <w:t xml:space="preserve"> Todo o povo de Israel reuniu-se com Davi em Hebrom e declarou: “Somos da mesma carne e do mesmo sangue que tu”.</w:t>
+        <w:t xml:space="preserve"> Todo o povo de Israel reuniu-se com Davi em Hebrom e declarou: “Somos da mesma carne e do mesmo sangue que você”.</w:t>
       </w:r>
     </w:p>
     <w:p>
@@ -9236,7 +9236,7 @@
         <w:rPr>
           <w:lang w:val="pt_PT" w:bidi="pt_PT"/>
         </w:rPr>
-        <w:t xml:space="preserve"> Eles acrescentaram: “No passado, mesmo quando Saul era rei, eras tu quem conduzia Israel nas batalhas. E o SENHOR, teu Deus, te disse: ‘Tu cuidarás do meu povo Israel e governarás sobre ele’”.</w:t>
+        <w:t xml:space="preserve"> Eles acrescentaram: “No passado, mesmo quando Saul era rei, era você quem conduzia Israel nas batalhas. E o SENHOR, seu Deus, lhe disse: ‘Você cuidará do meu povo Israel e governará sobre ele’”.</w:t>
       </w:r>
     </w:p>
     <w:p>
@@ -9299,7 +9299,7 @@
         <w:rPr>
           <w:lang w:val="pt_PT" w:bidi="pt_PT"/>
         </w:rPr>
-        <w:t xml:space="preserve"> Os moradores da cidade disseram a Davi: “Tu não entrarás aqui”. Mesmo assim, Davi conquistou a fortaleza de Sião, que passou a ser conhecida como a cidade de Davi.</w:t>
+        <w:t xml:space="preserve"> Os moradores da cidade disseram a Davi: “Você não entrará aqui”. Mesmo assim, Davi conquistou a fortaleza de Sião, que passou a ser conhecida como a cidade de Davi.</w:t>
       </w:r>
     </w:p>
     <w:p>
@@ -9404,7 +9404,7 @@
         <w:rPr>
           <w:lang w:val="pt_PT" w:bidi="pt_PT"/>
         </w:rPr>
-        <w:t xml:space="preserve"> Estes foram os chefes dos guerreiros mais valentes de Davi, que, junto com todo o Israel, lhe deram forte apoio para consolidar o seu reinado sobre toda a terra, conforme o SENHOR havia prometido.</w:t>
+        <w:t xml:space="preserve"> Estes foram os chefes dos guerreiros mais valentes de Davi, que, junto com todo o Israel, lhe deram forte apoio para consolidar o seu reinado sobre todo Israel, conforme o SENHOR havia prometido.</w:t>
       </w:r>
     </w:p>
     <w:p>
@@ -9425,7 +9425,7 @@
         <w:rPr>
           <w:lang w:val="pt_PT" w:bidi="pt_PT"/>
         </w:rPr>
-        <w:t xml:space="preserve"> Esta é a relação: Jasobeão, o hacmonita, era o chefe dos oficiais; ele matou trezentos homens em uma única batalha, usando sua lança.</w:t>
+        <w:t xml:space="preserve"> Esta é a relação: Jasobeão, o hacmonita, era o chefe dos oficiais; ele matou trezentos homens numa única batalha, usando sua lança.</w:t>
       </w:r>
     </w:p>
     <w:p>
@@ -9614,7 +9614,7 @@
         <w:rPr>
           <w:lang w:val="pt_PT" w:bidi="pt_PT"/>
         </w:rPr>
-        <w:t xml:space="preserve"> Abisai, irmão de Joabe, era o chefe do grupo dos trinta. Com sua lança, matou trezentos homens e se tornou tão conhecido quanto os três.</w:t>
+        <w:t xml:space="preserve"> Abisai, irmão de Joabe, era o chefe do grupo dos trinta. Com sua lança, matou trezentos homens e teve grande renome entre os três.</w:t>
       </w:r>
     </w:p>
     <w:p>
@@ -9635,7 +9635,7 @@
         <w:rPr>
           <w:lang w:val="pt_PT" w:bidi="pt_PT"/>
         </w:rPr>
-        <w:t xml:space="preserve"> Ele foi mais honrado do que os trinta e tornou-se o líder deles, mas não alcançou a posição dos três principais guerreiros.</w:t>
+        <w:t xml:space="preserve"> Ele foi mais honrado do que os trinta e tornou-se o líder deles, porém não chegou ao nível dos três principais guerreiros.</w:t>
       </w:r>
     </w:p>
     <w:p>
@@ -9656,7 +9656,7 @@
         <w:rPr>
           <w:lang w:val="pt_PT" w:bidi="pt_PT"/>
         </w:rPr>
-        <w:t xml:space="preserve"> Benaia, filho de Joiada, era um guerreiro valente de Cabzeel e realizou feitos notáveis. Matou dois dos mais fortes guerreiros de Moabe e, em um dia de neve, desceu a uma cova e matou um leão.</w:t>
+        <w:t xml:space="preserve"> Benaia, filho de Joiada, era um guerreiro valente de Cabzeel e realizou feitos notáveis. Matou dois dos mais fortes guerreiros de Moabe e, num dia de neve, desceu a uma cova e matou um leão.</w:t>
       </w:r>
     </w:p>
     <w:p>
@@ -9677,7 +9677,7 @@
         <w:rPr>
           <w:lang w:val="pt_PT" w:bidi="pt_PT"/>
         </w:rPr>
-        <w:t xml:space="preserve"> Também matou um egípcio de grande estatura, com cerca de dois metros e vinte e cinco centímetros. Embora o egípcio empunhasse uma lança semelhante a um eixo de tear, Benaia o enfrentou com um cajado, arrancou-lhe a lança das mãos e com ela o matou.</w:t>
+        <w:t xml:space="preserve"> Também matou um egípcio de grande estatura, com 2,25 metros. Embora o egípcio empunhasse uma lança semelhante a um eixo de tear, Benaia o enfrentou com um cajado, arrancou-lhe a lança das mãos e com ela o matou.</w:t>
       </w:r>
     </w:p>
     <w:p>
@@ -10118,7 +10118,7 @@
         <w:rPr>
           <w:lang w:val="pt_PT" w:bidi="pt_PT"/>
         </w:rPr>
-        <w:t xml:space="preserve"> Uzia, de Asterate; Sama e Jeiel, filhos de Hotão, de Aroer;</w:t>
+        <w:t xml:space="preserve"> Uzia, de Asterote; Sama e Jeiel, filhos de Hotão, de Aroer;</w:t>
       </w:r>
     </w:p>
     <w:p>
@@ -10218,7 +10218,7 @@
         <w:rPr>
           <w:lang w:val="pt_PT" w:bidi="pt_PT"/>
         </w:rPr>
-        <w:t xml:space="preserve"> Estes são os homens que se uniram a Davi em Ziclague, quando ele ainda se mantinha afastado de Saul, filho de Quis. Eles faziam parte dos guerreiros que o apoiaram nas batalhas.</w:t>
+        <w:t xml:space="preserve"> Estes são os homens que se uniram a Davi em Ziclague, quando ele ainda se mantinha afastado de Saul, filho de Quis. Eram guerreiros que o ajudavam na guerra.</w:t>
       </w:r>
     </w:p>
     <w:p>
@@ -10260,7 +10260,7 @@
         <w:rPr>
           <w:lang w:val="pt_PT" w:bidi="pt_PT"/>
         </w:rPr>
-        <w:t xml:space="preserve"> Entre eles estavam Aiezer, o líder, e Joás, filhos de Semaá, de Gibeate; Jeziel e Pelete, filhos de Azmavete; Beraca e Jeú, de Anatote;</w:t>
+        <w:t xml:space="preserve"> Entre eles estavam Aiezer, o líder, e Joás, filhos de Semaá, de Gibeá; Jeziel e Pelete, filhos de Azmavete; Beraca e Jeú, de Anatote;</w:t>
       </w:r>
     </w:p>
     <w:p>
@@ -10302,7 +10302,7 @@
         <w:rPr>
           <w:lang w:val="pt_PT" w:bidi="pt_PT"/>
         </w:rPr>
-        <w:t xml:space="preserve"> Eluzai, Jeremote, Bealías, Semarias e Sefatias, de Harufe;</w:t>
+        <w:t xml:space="preserve"> Eluzai, Jeremote, Bealias, Semarias e Sefatias, de Harufe;</w:t>
       </w:r>
     </w:p>
     <w:p>
@@ -10491,7 +10491,7 @@
         <w:rPr>
           <w:lang w:val="pt_PT" w:bidi="pt_PT"/>
         </w:rPr>
-        <w:t xml:space="preserve"> Todos esses homens de Gade eram líderes do exército; o menos poderoso valia por cem, e o mais forte enfrentava mil.</w:t>
+        <w:t xml:space="preserve"> Todos esses homens de Gade eram líderes do exército; o menor valia por cem, e o maior por mil.</w:t>
       </w:r>
     </w:p>
     <w:p>
@@ -10512,7 +10512,7 @@
         <w:rPr>
           <w:lang w:val="pt_PT" w:bidi="pt_PT"/>
         </w:rPr>
-        <w:t xml:space="preserve"> Foram esses homens que atravessaram o Jordão no primeiro mês do ano, quando o rio estava cheio e transbordava por todas as margens. Eles expulsaram todos os moradores dos vales, tanto do lado leste quanto do oeste.</w:t>
+        <w:t xml:space="preserve"> Foram esses homens que atravessaram o Jordão no primeiro mês do ano, quando o rio estava cheio e transbordava por todas as margens. Eles fizeram fugir todos os que estavam nos vales, tanto do lado leste quanto do oeste.</w:t>
       </w:r>
     </w:p>
     <w:p>
@@ -10575,7 +10575,7 @@
         <w:rPr>
           <w:lang w:val="pt_PT" w:bidi="pt_PT"/>
         </w:rPr>
-        <w:t xml:space="preserve"> Então o Espírito tomou Amasai, chefe do grupo dos trinta, e ele declarou: “Pertencemos a ti, Davi! Estamos ao teu lado, filho de Jessé! Que haja paz contigo e com aqueles que te apoiam, pois o teu Deus é quem te sustenta”. Davi os acolheu e os colocou como líderes de suas tropas de ataque.</w:t>
+        <w:t xml:space="preserve"> Então o Espírito tomou Amasai, chefe do grupo dos trinta, e ele declarou: “Pertencemos a você, Davi! Estamos ao seu lado, filho de Jessé! Que haja paz com você e com aqueles que o apoiam, pois o seu Deus é quem o sustenta”. Davi os acolheu e os colocou como chefes de tropas.</w:t>
       </w:r>
     </w:p>
     <w:p>
@@ -10638,7 +10638,7 @@
         <w:rPr>
           <w:lang w:val="pt_PT" w:bidi="pt_PT"/>
         </w:rPr>
-        <w:t xml:space="preserve"> Eles deram apoio a Davi contra os grupos de ataque, pois eram todos guerreiros valentes e exerciam liderança em seu exército.</w:t>
+        <w:t xml:space="preserve"> Eles deram apoio a Davi contra as tropas de saqueadores, pois eram todos guerreiros valentes e exerciam liderança em seu exército.</w:t>
       </w:r>
     </w:p>
     <w:p>
@@ -10701,7 +10701,7 @@
         <w:rPr>
           <w:lang w:val="pt_PT" w:bidi="pt_PT"/>
         </w:rPr>
-        <w:t xml:space="preserve"> da tribo de Judá, seis mil e oitocentos homens armados para o combate, com escudo e lança;</w:t>
+        <w:t xml:space="preserve"> da tribo de Judá, 6.800 homens armados para o combate, com escudo e lança;</w:t>
       </w:r>
     </w:p>
     <w:p>
@@ -10722,7 +10722,7 @@
         <w:rPr>
           <w:lang w:val="pt_PT" w:bidi="pt_PT"/>
         </w:rPr>
-        <w:t xml:space="preserve"> da tribo de Simeão, sete mil e cem guerreiros prontos para a batalha;</w:t>
+        <w:t xml:space="preserve"> da tribo de Simeão, 7.100 guerreiros prontos para a batalha;</w:t>
       </w:r>
     </w:p>
     <w:p>
@@ -10743,7 +10743,7 @@
         <w:rPr>
           <w:lang w:val="pt_PT" w:bidi="pt_PT"/>
         </w:rPr>
-        <w:t xml:space="preserve"> da tribo de Levi, quatro mil e seiscentos;</w:t>
+        <w:t xml:space="preserve"> da tribo de Levi, 4.600,</w:t>
       </w:r>
     </w:p>
     <w:p>
@@ -10764,7 +10764,7 @@
         <w:rPr>
           <w:lang w:val="pt_PT" w:bidi="pt_PT"/>
         </w:rPr>
-        <w:t xml:space="preserve"> entre eles Joiada, chefe da família de Arão, acompanhado de três mil e setecentos homens;</w:t>
+        <w:t xml:space="preserve"> entre eles Joiada, chefe da família de Arão, acompanhado de 3.700 homens,</w:t>
       </w:r>
     </w:p>
     <w:p>
@@ -10785,7 +10785,7 @@
         <w:rPr>
           <w:lang w:val="pt_PT" w:bidi="pt_PT"/>
         </w:rPr>
-        <w:t xml:space="preserve"> e Zadoque, um jovem guerreiro valente, com vinte e dois oficiais de sua família;</w:t>
+        <w:t xml:space="preserve"> e Zadoque, um jovem guerreiro valente, com 22 oficiais de sua família;</w:t>
       </w:r>
     </w:p>
     <w:p>
@@ -10806,7 +10806,7 @@
         <w:rPr>
           <w:lang w:val="pt_PT" w:bidi="pt_PT"/>
         </w:rPr>
-        <w:t xml:space="preserve"> da tribo de Benjamim, parentes de Saul, três mil homens, a maioria dos quais até então permanecia fiel à casa de Saul.</w:t>
+        <w:t xml:space="preserve"> da tribo de Benjamim, parentes de Saul, três mil homens, a maioria dos quais até então permanecia fiel à casa de Saul;</w:t>
       </w:r>
     </w:p>
     <w:p>
@@ -10827,7 +10827,7 @@
         <w:rPr>
           <w:lang w:val="pt_PT" w:bidi="pt_PT"/>
         </w:rPr>
-        <w:t xml:space="preserve"> Da tribo de Efraim vieram vinte mil e oitocentos soldados valentes, homens de renome dentro de seus próprios clãs;</w:t>
+        <w:t xml:space="preserve"> da tribo de Efraim vieram 20.800 soldados valentes, homens de renome dentro de seus próprios clãs;</w:t>
       </w:r>
     </w:p>
     <w:p>
@@ -10932,7 +10932,7 @@
         <w:rPr>
           <w:lang w:val="pt_PT" w:bidi="pt_PT"/>
         </w:rPr>
-        <w:t xml:space="preserve"> da tribo de Dã, vinte e oito mil e seiscentos homens prontos para o combate;</w:t>
+        <w:t xml:space="preserve"> da tribo de Dã, 28.600 homens prontos para o combate;</w:t>
       </w:r>
     </w:p>
     <w:p>
@@ -10974,7 +10974,7 @@
         <w:rPr>
           <w:lang w:val="pt_PT" w:bidi="pt_PT"/>
         </w:rPr>
-        <w:t xml:space="preserve"> e do lado oriental do Jordão, das tribos de Rúben, de Gade e da metade da tribo de Manassés, cento e vinte mil homens totalmente equipados para a guerra.</w:t>
+        <w:t xml:space="preserve"> e do lado oriental do Jordão, das tribos de Rúben, de Gade e da metade da tribo de Manassés, 120 mil homens totalmente equipados para a guerra.</w:t>
       </w:r>
     </w:p>
     <w:p>
@@ -11037,7 +11037,7 @@
         <w:rPr>
           <w:lang w:val="pt_PT" w:bidi="pt_PT"/>
         </w:rPr>
-        <w:t xml:space="preserve"> Também os moradores das tribos vizinhas e de regiões mais distantes, como Issacar, Zebulom e Naftali, trouxeram grande quantidade de provisões em jumentos, camelos, mulas e bois: farinha, bolos de figo, bolos de uvas passas, vinho, azeite, bois e ovelhas, pois havia grande alegria em Israel.</w:t>
+        <w:t xml:space="preserve"> Também os moradores das tribos vizinhas e de regiões mais distantes, como Issacar, Zebulom e Naftali, trouxeram grande quantidade de provisões em jumentos, camelos, mulas e bois: farinha, bolos de figo, bolos de uvas-passas, vinho, azeite, bois e ovelhas, pois havia grande alegria em Israel.</w:t>
       </w:r>
     </w:p>
     <w:p>
@@ -11116,7 +11116,7 @@
         <w:rPr>
           <w:lang w:val="pt_PT" w:bidi="pt_PT"/>
         </w:rPr>
-        <w:t xml:space="preserve"> Vamos trazer de volta a arca do nosso Deus, pois durante o governo de Saul não cuidamos dela como deveríamos”.</w:t>
+        <w:t xml:space="preserve"> Vamos trazer de volta a arca do nosso Deus, pois, durante o governo de Saul, nós não procuramos a arca nem buscamos a orientação de Deus por meio dela, como deveríamos”.</w:t>
       </w:r>
     </w:p>
     <w:p>
@@ -11200,7 +11200,7 @@
         <w:rPr>
           <w:lang w:val="pt_PT" w:bidi="pt_PT"/>
         </w:rPr>
-        <w:t xml:space="preserve"> Eles retiraram a arca de Deus da casa de Abinadabe e a colocaram em um carro novo, conduzido por Uzá e Aiô.</w:t>
+        <w:t xml:space="preserve"> Eles retiraram a arca de Deus da casa de Abinadabe e a colocaram num carro novo, conduzido por Uzá e Aiô.</w:t>
       </w:r>
     </w:p>
     <w:p>
@@ -11284,7 +11284,7 @@
         <w:rPr>
           <w:lang w:val="pt_PT" w:bidi="pt_PT"/>
         </w:rPr>
-        <w:t xml:space="preserve"> Davi ficou profundamente abalado porque o SENHOR, em sua ira, havia castigado Uzá; por isso, aquele lugar passou a ser chamado Perez-Uzá até hoje.</w:t>
+        <w:t xml:space="preserve"> Davi ficou muito irritado porque o SENHOR havia castigado Uzá; por isso, aquele lugar passou a ser chamado Perez-Uzá até hoje.</w:t>
       </w:r>
     </w:p>
     <w:p>
@@ -11573,7 +11573,7 @@
         <w:rPr>
           <w:lang w:val="pt_PT" w:bidi="pt_PT"/>
         </w:rPr>
-        <w:t xml:space="preserve"> Então Davi consultou a Deus, dizendo: "Devo ir contra os filisteus? Tu os entregarás em meu poder?" O SENHOR respondeu: "Vá, pois eu os colocarei em suas mãos".</w:t>
+        <w:t xml:space="preserve"> Davi então consultou a Deus: “Devo ir contra eles? Tu os entregarás em minhas mãos?”. Deus respondeu: “Vá, pois eu os entregarei a você”.</w:t>
       </w:r>
     </w:p>
     <w:p>
@@ -11594,7 +11594,7 @@
         <w:rPr>
           <w:lang w:val="pt_PT" w:bidi="pt_PT"/>
         </w:rPr>
-        <w:t xml:space="preserve"> Assim, Davi e seus soldados foram até Baal-Perazim, onde ele os derrotou. Então Davi declarou: "Por meu intermédio, Deus rompeu as defesas dos meus inimigos como águas que transbordam". Por isso, aquele lugar recebeu o nome de Baal-Perazim.</w:t>
+        <w:t xml:space="preserve"> Davi foi a Baal-Perazim e ali derrotou os filisteus. Então disse: “Assim como uma enxurrada rompe tudo em seu caminho, Deus, por minhas mãos, destruiu meus inimigos diante de mim”. Por isso aquele lugar recebeu o nome de Baal-Perazim.</w:t>
       </w:r>
     </w:p>
     <w:p>
@@ -11657,7 +11657,7 @@
         <w:rPr>
           <w:lang w:val="pt_PT" w:bidi="pt_PT"/>
         </w:rPr>
-        <w:t xml:space="preserve"> Davi consultou novamente a Deus, e Ele respondeu: "Não avance diretamente contra eles; contorne por trás e ataque-os diante das amoreiras.</w:t>
+        <w:t xml:space="preserve"> Davi consultou de novo a Deus, e ele respondeu: “Não avance diretamente contra eles; contorne por trás e ataque-os diante das amoreiras.</w:t>
       </w:r>
     </w:p>
     <w:p>
@@ -11678,7 +11678,7 @@
         <w:rPr>
           <w:lang w:val="pt_PT" w:bidi="pt_PT"/>
         </w:rPr>
-        <w:t xml:space="preserve"> Quando você ouvir o som de passos vindo de cima das amoreiras, avance para a batalha, pois esse será o sinal de que Deus foi adiante de você para derrotar o exército dos filisteus".</w:t>
+        <w:t xml:space="preserve"> Quando você ouvir o som de passos vindo de cima das amoreiras, avance para a batalha, pois esse será o sinal de que Deus foi adiante de você para derrotar o exército dos filisteus”.</w:t>
       </w:r>
     </w:p>
     <w:p>
@@ -11841,7 +11841,7 @@
         <w:rPr>
           <w:lang w:val="pt_PT" w:bidi="pt_PT"/>
         </w:rPr>
-        <w:t xml:space="preserve"> dos descendentes de Coate, Uriel, com mais cento e vinte homens;</w:t>
+        <w:t xml:space="preserve"> dos descendentes de Coate, Uriel, com mais 120 homens;</w:t>
       </w:r>
     </w:p>
     <w:p>
@@ -11862,7 +11862,7 @@
         <w:rPr>
           <w:lang w:val="pt_PT" w:bidi="pt_PT"/>
         </w:rPr>
-        <w:t xml:space="preserve"> dos descendentes de Merari, Asaías, com duzentos e vinte;</w:t>
+        <w:t xml:space="preserve"> dos descendentes de Merari, Asaías, com 220;</w:t>
       </w:r>
     </w:p>
     <w:p>
@@ -11883,7 +11883,7 @@
         <w:rPr>
           <w:lang w:val="pt_PT" w:bidi="pt_PT"/>
         </w:rPr>
-        <w:t xml:space="preserve"> dos descendentes de Gérson, Joel, com cento e trinta;</w:t>
+        <w:t xml:space="preserve"> dos descendentes de Gérson, Joel, com 130;</w:t>
       </w:r>
     </w:p>
     <w:p>
@@ -11904,7 +11904,7 @@
         <w:rPr>
           <w:lang w:val="pt_PT" w:bidi="pt_PT"/>
         </w:rPr>
-        <w:t xml:space="preserve"> dos descendentes de Elisafã, Semaías, com duzentos;</w:t>
+        <w:t xml:space="preserve"> dos descendentes de Elisafã, Semaías, com 200;</w:t>
       </w:r>
     </w:p>
     <w:p>
@@ -11925,7 +11925,7 @@
         <w:rPr>
           <w:lang w:val="pt_PT" w:bidi="pt_PT"/>
         </w:rPr>
-        <w:t xml:space="preserve"> dos descendentes de Hebrom, Eliel, com oitenta;</w:t>
+        <w:t xml:space="preserve"> dos descendentes de Hebrom, Eliel, com 80;</w:t>
       </w:r>
     </w:p>
     <w:p>
@@ -11946,7 +11946,7 @@
         <w:rPr>
           <w:lang w:val="pt_PT" w:bidi="pt_PT"/>
         </w:rPr>
-        <w:t xml:space="preserve"> dos descendentes de Uziel, Aminadabe, com cento e doze.</w:t>
+        <w:t xml:space="preserve"> dos descendentes de Uziel, Aminadabe, com 112.</w:t>
       </w:r>
     </w:p>
     <w:p>
@@ -12114,7 +12114,7 @@
         <w:rPr>
           <w:lang w:val="pt_PT" w:bidi="pt_PT"/>
         </w:rPr>
-        <w:t xml:space="preserve"> Com eles estavam seus parentes do segundo grupo: Zacarias, Jaaziel, Semiramote, Jeiel, Uni, Eliabe, Benaia, Maaséias, Matitias, Elifeleu, Micnéias, Obede-Edom e Jeiel, que atuavam como porteiros.</w:t>
+        <w:t xml:space="preserve"> Com eles estavam seus parentes do segundo grupo: Zacarias, Jaaziel, Semiramote, Jeiel, Uni, Eliabe, Benaia, Maaseias, Matitias, Elifeleu, Micneias, Obede-Edom e Jeiel, que atuavam como porteiros.</w:t>
       </w:r>
     </w:p>
     <w:p>
@@ -12156,7 +12156,7 @@
         <w:rPr>
           <w:lang w:val="pt_PT" w:bidi="pt_PT"/>
         </w:rPr>
-        <w:t xml:space="preserve"> Zacarias, Aziel, Semiramote, Jeiel, Uni, Eliabe, Maaséias e Benaia tocavam as liras, acompanhando a melodia mais aguda.</w:t>
+        <w:t xml:space="preserve"> Zacarias, Aziel, Semiramote, Jeiel, Uni, Eliabe, Maaseias e Benaia tocavam as liras, acompanhando a melodia mais aguda.</w:t>
       </w:r>
     </w:p>
     <w:p>
@@ -12177,7 +12177,7 @@
         <w:rPr>
           <w:lang w:val="pt_PT" w:bidi="pt_PT"/>
         </w:rPr>
-        <w:t xml:space="preserve"> Matitias, Elifeleu, Micnéias, Obede-Edom, Jeiel e Azazias tocavam as harpas em oitava, marcando o ritmo.</w:t>
+        <w:t xml:space="preserve"> Matitias, Elifeleu, Micneias, Obede-Edom, Jeiel e Azazias tocavam as harpas em oitava, marcando o ritmo.</w:t>
       </w:r>
     </w:p>
     <w:p>
@@ -12424,7 +12424,7 @@
         <w:rPr>
           <w:lang w:val="pt_PT" w:bidi="pt_PT"/>
         </w:rPr>
-        <w:t xml:space="preserve"> Em seguida, distribuiu a cada israelita, homem e mulher, um pão, um bolo de tâmaras e um bolo de uvas passas.</w:t>
+        <w:t xml:space="preserve"> Em seguida, distribuiu a cada israelita, homem e mulher, um pão, um bolo de tâmaras e um bolo de uvas-passas.</w:t>
       </w:r>
     </w:p>
     <w:p>
@@ -12445,7 +12445,7 @@
         <w:rPr>
           <w:lang w:val="pt_PT" w:bidi="pt_PT"/>
         </w:rPr>
-        <w:t xml:space="preserve"> Davi designou alguns levitas para servirem diante da arca do SENHOR, apresentando súplicas, ações de graças e louvores ao SENHOR, o Deus de Israel.</w:t>
+        <w:t xml:space="preserve"> Davi designou alguns levitas para servirem diante da arca do SENHOR, lembrando ao povo o que Deus fez, dando graças e louvando ao SENHOR, o Deus de Israel.</w:t>
       </w:r>
     </w:p>
     <w:p>
@@ -12487,7 +12487,7 @@
         <w:rPr>
           <w:lang w:val="pt_PT" w:bidi="pt_PT"/>
         </w:rPr>
-        <w:t xml:space="preserve"> Os sacerdotes Benaia e Jaaziel tinham a responsabilidade de tocar diariamente as trombetas diante da arca da aliança de Deus.</w:t>
+        <w:t xml:space="preserve"> Os sacerdotes Benaia e Jaaziel tinham a responsabilidade de tocar as trombetas continuamente diante da arca da aliança de Deus.</w:t>
       </w:r>
     </w:p>
     <w:p>
@@ -12739,7 +12739,7 @@
         <w:rPr>
           <w:lang w:val="pt_PT" w:bidi="pt_PT"/>
         </w:rPr>
-        <w:t xml:space="preserve"> 'A vocês entregarei a terra de Canaã, a herança que lhes caberá'.</w:t>
+        <w:t xml:space="preserve"> 'A vocês entregarei a terra de Canaã, a herança que lhes caberá’.</w:t>
       </w:r>
     </w:p>
     <w:p>
@@ -12823,7 +12823,7 @@
         <w:rPr>
           <w:lang w:val="pt_PT" w:bidi="pt_PT"/>
         </w:rPr>
-        <w:t xml:space="preserve"> 'Não toquem nos meus ungidos nem causem dano aos meus profetas'.</w:t>
+        <w:t xml:space="preserve"> 'Não toquem nos meus ungidos nem causem dano aos meus profetas’.</w:t>
       </w:r>
     </w:p>
     <w:p>
@@ -12949,7 +12949,7 @@
         <w:rPr>
           <w:lang w:val="pt_PT" w:bidi="pt_PT"/>
         </w:rPr>
-        <w:t xml:space="preserve"> “Reconheçam ao SENHOR, ó famílias das nações, reconheçam ao SENHOR glória e poder.</w:t>
+        <w:t xml:space="preserve"> Reconheçam ao SENHOR, ó famílias das nações, reconheçam ao SENHOR glória e poder.</w:t>
       </w:r>
     </w:p>
     <w:p>
@@ -12991,7 +12991,7 @@
         <w:rPr>
           <w:lang w:val="pt_PT" w:bidi="pt_PT"/>
         </w:rPr>
-        <w:t xml:space="preserve"> Tremam diante dele, todas as nações; ele firmou o mundo, que não será abalado”.</w:t>
+        <w:t xml:space="preserve"> Tremam diante dele, todas as nações; ele firmou o mundo, que não será abalado.</w:t>
       </w:r>
     </w:p>
     <w:p>
@@ -13012,7 +13012,7 @@
         <w:rPr>
           <w:lang w:val="pt_PT" w:bidi="pt_PT"/>
         </w:rPr>
-        <w:t xml:space="preserve"> “Que os céus se alegrem e a terra exulte, e que se anuncie entre as nações: ‘O SENHOR governa!’.</w:t>
+        <w:t xml:space="preserve"> Que os céus se alegrem e a terra exulte, e que se anuncie entre as nações: ‘O SENHOR governa!’.</w:t>
       </w:r>
     </w:p>
     <w:p>
@@ -13075,7 +13075,7 @@
         <w:rPr>
           <w:lang w:val="pt_PT" w:bidi="pt_PT"/>
         </w:rPr>
-        <w:t xml:space="preserve"> Rendam graças ao SENHOR, porque ele é bom; o seu amor permanece para sempre”.</w:t>
+        <w:t xml:space="preserve"> Rendam graças ao SENHOR, porque ele é bom; o seu amor permanece para sempre.</w:t>
       </w:r>
     </w:p>
     <w:p>
@@ -13096,7 +13096,7 @@
         <w:rPr>
           <w:lang w:val="pt_PT" w:bidi="pt_PT"/>
         </w:rPr>
-        <w:t xml:space="preserve"> Clamem: “Salva-nos, ó Deus, nosso Salvador; reúne-nos e livra-nos das nações, para que possamos agradecer ao teu santo nome e fazer do teu louvor a nossa honra”.</w:t>
+        <w:t xml:space="preserve"> Clamem: ‘Salva-nos, ó Deus, nosso Salvador; reúne-nos e livra-nos das nações, para que possamos agradecer ao teu santo nome e fazer do teu louvor a nossa honra’.</w:t>
       </w:r>
     </w:p>
     <w:p>
@@ -13117,7 +13117,7 @@
         <w:rPr>
           <w:lang w:val="pt_PT" w:bidi="pt_PT"/>
         </w:rPr>
-        <w:t xml:space="preserve"> Bendito seja o SENHOR, o Deus de Israel, de eternidade a eternidade. Então todo o povo respondeu: “Amém!” e “Louvado seja o SENHOR!”.</w:t>
+        <w:t xml:space="preserve"> Bendito seja o SENHOR, o Deus de Israel, de eternidade a eternidade”. Então todo o povo respondeu: “Amém!” e “Louvado seja o SENHOR!”.</w:t>
       </w:r>
     </w:p>
     <w:p>
@@ -13159,7 +13159,7 @@
         <w:rPr>
           <w:lang w:val="pt_PT" w:bidi="pt_PT"/>
         </w:rPr>
-        <w:t xml:space="preserve"> Também designou Obede-Edom e seus sessenta e oito parentes para servirem com eles. Obede-Edom, filho de Jedutum, e Hosa exerciam a função de porteiros.</w:t>
+        <w:t xml:space="preserve"> Também designou Obede-Edom e seus 68 parentes para servirem com eles. Obede-Edom, filho de Jedutum, e Hosa exerciam a função de porteiros.</w:t>
       </w:r>
     </w:p>
     <w:p>
@@ -13222,7 +13222,7 @@
         <w:rPr>
           <w:lang w:val="pt_PT" w:bidi="pt_PT"/>
         </w:rPr>
-        <w:t xml:space="preserve"> Com eles estavam Hemã e Jedutum, juntamente com os demais escolhidos para render graças ao SENHOR, proclamando: “O seu amor permanece para sempre”.</w:t>
+        <w:t xml:space="preserve"> Com eles estavam Hemã e Jedutum, junto com os demais escolhidos para render graças ao SENHOR, proclamando: “O seu amor permanece para sempre”.</w:t>
       </w:r>
     </w:p>
     <w:p>
@@ -13364,7 +13364,7 @@
         <w:rPr>
           <w:lang w:val="pt_PT" w:bidi="pt_PT"/>
         </w:rPr>
-        <w:t xml:space="preserve"> e disse: “Vá e diga ao meu servo Davi que assim declara o SENHOR: você não será aquele que construirá uma casa para que eu habite.</w:t>
+        <w:t xml:space="preserve"> e disse: “Vá e diga ao meu servo Davi que assim declara o SENHOR: Você não será aquele que construirá uma casa para que eu habite.</w:t>
       </w:r>
     </w:p>
     <w:p>
@@ -13406,7 +13406,7 @@
         <w:rPr>
           <w:lang w:val="pt_PT" w:bidi="pt_PT"/>
         </w:rPr>
-        <w:t xml:space="preserve"> Em todo o tempo em que acompanhei Israel, alguma vez perguntei a algum dos líderes que designei para cuidar do meu povo por que não me construíram um templo de cedro?</w:t>
+        <w:t xml:space="preserve"> Em todo o tempo em que acompanhei Israel, alguma vez perguntei a algum dos líderes que designei para cuidar do meu povo por que não me construíram uma casa de cedro?</w:t>
       </w:r>
     </w:p>
     <w:p>
@@ -13427,7 +13427,7 @@
         <w:rPr>
           <w:lang w:val="pt_PT" w:bidi="pt_PT"/>
         </w:rPr>
-        <w:t xml:space="preserve"> Agora, portanto, diga ao meu servo Davi: ‘Assim diz o SENHOR dos Exércitos: eu o tirei das pastagens, onde cuidava dos rebanhos, para fazê-lo governante do meu povo Israel.</w:t>
+        <w:t xml:space="preserve"> "Agora, portanto, diga ao meu servo Davi: Assim diz o SENHOR dos Exércitos: Eu o tirei das pastagens, onde cuidava dos rebanhos, para fazê-lo governante do meu povo Israel.</w:t>
       </w:r>
     </w:p>
     <w:p>
@@ -13574,7 +13574,7 @@
         <w:rPr>
           <w:lang w:val="pt_PT" w:bidi="pt_PT"/>
         </w:rPr>
-        <w:t xml:space="preserve"> Eu o colocarei como governante sobre o meu povo e sobre o meu reino para sempre; o reinado dele permanecerá firme para sempre’”.</w:t>
+        <w:t xml:space="preserve"> Eu o estabelecerei na minha casa e no meu reino para sempre; e o trono dele permanecerá firme para sempre”.</w:t>
       </w:r>
     </w:p>
     <w:p>
@@ -13721,7 +13721,7 @@
         <w:rPr>
           <w:lang w:val="pt_PT" w:bidi="pt_PT"/>
         </w:rPr>
-        <w:t xml:space="preserve"> E quem é semelhante ao teu povo Israel, a única nação da terra que tu, ó Deus, resgataste para si mesmo, tornando o teu nome conhecido e realizando feitos grandes e extraordinários, ao expulsar nações diante do povo que libertaste do Egito?</w:t>
+        <w:t xml:space="preserve"> E quem é semelhante ao teu povo Israel, a única nação da terra que tu, ó Deus, resgataste para ti mesmo, tornando o teu nome conhecido e realizando feitos grandes e extraordinários quando expulsaste nações diante do povo que libertaste do Egito?</w:t>
       </w:r>
     </w:p>
     <w:p>
@@ -13826,7 +13826,7 @@
         <w:rPr>
           <w:lang w:val="pt_PT" w:bidi="pt_PT"/>
         </w:rPr>
-        <w:t xml:space="preserve"> Ó SENHOR, tu és Deus! Foste tu quem concedeu essa boa promessa ao teu servo.</w:t>
+        <w:t xml:space="preserve"> Ó SENHOR, tu és Deus! Foste tu que concedeste essa boa promessa ao teu servo.</w:t>
       </w:r>
     </w:p>
     <w:p>
@@ -13847,7 +13847,7 @@
         <w:rPr>
           <w:lang w:val="pt_PT" w:bidi="pt_PT"/>
         </w:rPr>
-        <w:t xml:space="preserve"> Agora, por tua bondade, abençoa a casa do teu servo, para que ela permaneça para sempre diante de ti; pois aquilo que tu, SENHOR, abençoas, permanece abençoado para sempre.</w:t>
+        <w:t xml:space="preserve"> Agora, por tua bondade, abençoa a casa do teu servo, para que ela permaneça para sempre diante de ti; pois aquilo que tu, SENHOR, abençoas, permanece abençoado para sempre”.</w:t>
       </w:r>
     </w:p>
     <w:p>
@@ -13905,7 +13905,7 @@
         <w:rPr>
           <w:lang w:val="pt_PT" w:bidi="pt_PT"/>
         </w:rPr>
-        <w:t xml:space="preserve"> Ele também derrotou os moabitas, que passaram a ficar sujeitos a Davi e a lhe pagar tributos.</w:t>
+        <w:t xml:space="preserve"> Também derrotou os moabitas, que passaram a ficar sujeitos a ele e a lhe pagar tributos.</w:t>
       </w:r>
     </w:p>
     <w:p>
@@ -13947,7 +13947,7 @@
         <w:rPr>
           <w:lang w:val="pt_PT" w:bidi="pt_PT"/>
         </w:rPr>
-        <w:t xml:space="preserve"> Davi capturou mil carros de guerra, sete mil cavaleiros e vinte mil soldados de infantaria. Ele manteve apenas cem cavalos destinados aos carros e inutilizou todos os outros.</w:t>
+        <w:t xml:space="preserve"> Davi capturou mil carros de guerra, sete mil cavaleiros e vinte mil soldados de infantaria. Ele manteve apenas cem carros de guerra e inutilizou os cavalos dos outros carros.</w:t>
       </w:r>
     </w:p>
     <w:p>
@@ -13968,7 +13968,7 @@
         <w:rPr>
           <w:lang w:val="pt_PT" w:bidi="pt_PT"/>
         </w:rPr>
-        <w:t xml:space="preserve"> Quando os arameus de Damasco vieram socorrer Hadadezer, rei de Zobá, Davi matou vinte e dois mil deles.</w:t>
+        <w:t xml:space="preserve"> Quando os sírios de Damasco vieram socorrer Hadadezer, rei de Zobá, Davi matou 22 mil deles.</w:t>
       </w:r>
     </w:p>
     <w:p>
@@ -13989,7 +13989,7 @@
         <w:rPr>
           <w:lang w:val="pt_PT" w:bidi="pt_PT"/>
         </w:rPr>
-        <w:t xml:space="preserve"> Em seguida, Davi estabeleceu guarnições militares no território dos arameus de Damasco, submetendo-os ao pagamento de tributos. E o SENHOR concedia vitórias a Davi por onde quer que ele fosse.</w:t>
+        <w:t xml:space="preserve"> Em seguida, Davi estabeleceu guarnições militares no território dos sírios de Damasco, submetendo-os ao pagamento de tributos. E o SENHOR concedia vitórias a Davi por onde quer que ele fosse.</w:t>
       </w:r>
     </w:p>
     <w:p>
@@ -14199,7 +14199,7 @@
         <w:rPr>
           <w:lang w:val="pt_PT" w:bidi="pt_PT"/>
         </w:rPr>
-        <w:t xml:space="preserve"> Zadoque, filho de Aitube, e Aimeleque, filho de Abiatar, exerciam o sacerdócio; Sausa atuava como secretário.</w:t>
+        <w:t xml:space="preserve"> Zadoque, filho de Aitube, e Aimeleque, filho de Abiatar, exerciam o sacerdócio; Seraías atuava como secretário.</w:t>
       </w:r>
     </w:p>
     <w:p>
@@ -14299,7 +14299,7 @@
         <w:rPr>
           <w:lang w:val="pt_PT" w:bidi="pt_PT"/>
         </w:rPr>
-        <w:t xml:space="preserve"> os líderes amonitas disseram a Hanum: "Você acha que Davi está honrando seu pai ao enviar esses homens para consolá-lo? Não é isso. Davi os mandou para observar o país, investigá-lo e depois destruí-lo".</w:t>
+        <w:t xml:space="preserve"> os líderes amonitas disseram a Hanum: “Você acha que Davi está honrando seu pai ao enviar esses homens para consolá-lo? Não é isso. Davi os mandou para observar o país, investigá-lo e depois destruí-lo”.</w:t>
       </w:r>
     </w:p>
     <w:p>
@@ -14341,7 +14341,7 @@
         <w:rPr>
           <w:lang w:val="pt_PT" w:bidi="pt_PT"/>
         </w:rPr>
-        <w:t xml:space="preserve"> Quando Davi ficou sabendo do que havia acontecido, enviou mensageiros ao encontro deles, pois tinham sido profundamente humilhados, e mandou dizer: "Fiquem em Jericó até que a barba cresça novamente; depois disso, voltem para casa".</w:t>
+        <w:t xml:space="preserve"> Quando Davi ficou sabendo do que havia acontecido, enviou mensageiros ao encontro deles, pois tinham sido profundamente humilhados, e mandou dizer: “Fiquem em Jericó até que a barba cresça novamente; depois disso, voltem para casa”.</w:t>
       </w:r>
     </w:p>
     <w:p>
@@ -14362,7 +14362,7 @@
         <w:rPr>
           <w:lang w:val="pt_PT" w:bidi="pt_PT"/>
         </w:rPr>
-        <w:t xml:space="preserve"> Ao perceberem que Hanum e os amonitas haviam provocado a hostilidade de Davi, contrataram carros de guerra e seus condutores da Mesopotâmia, de Arã-Maaca e de Zobá, pagando trinta e cinco toneladas de prata.</w:t>
+        <w:t xml:space="preserve"> Ao perceberem que haviam provocado a hostilidade de Davi, Hanum e os amonitas contrataram carros de guerra e seus condutores da Mesopotâmia, de Arã-Maaca e de Zobá, pagando 35 toneladas de prata.</w:t>
       </w:r>
     </w:p>
     <w:p>
@@ -14383,7 +14383,7 @@
         <w:rPr>
           <w:lang w:val="pt_PT" w:bidi="pt_PT"/>
         </w:rPr>
-        <w:t xml:space="preserve"> Eles contrataram trinta e dois mil carros com seus condutores e também o rei de Maaca com suas tropas. Ele veio e acampou perto de Medeba, enquanto os amonitas foram reunidos de suas cidades e marcharam para a batalha.</w:t>
+        <w:t xml:space="preserve"> Eles contrataram 32 mil carros com seus condutores e também o rei de Maaca com suas tropas. Ele veio e acampou perto de Medeba, enquanto os amonitas foram reunidos de suas cidades e marcharam para a batalha.</w:t>
       </w:r>
     </w:p>
     <w:p>
@@ -14446,7 +14446,7 @@
         <w:rPr>
           <w:lang w:val="pt_PT" w:bidi="pt_PT"/>
         </w:rPr>
-        <w:t xml:space="preserve"> Quando Joabe percebeu que estava cercado por tropas inimigas, escolheu alguns dos melhores soldados de Israel e os posicionou para enfrentar os arameus.</w:t>
+        <w:t xml:space="preserve"> Quando Joabe percebeu que estava cercado por tropas inimigas, escolheu alguns dos melhores soldados de Israel e os posicionou para enfrentar os sírios.</w:t>
       </w:r>
     </w:p>
     <w:p>
@@ -14488,7 +14488,7 @@
         <w:rPr>
           <w:lang w:val="pt_PT" w:bidi="pt_PT"/>
         </w:rPr>
-        <w:t xml:space="preserve"> Então Joabe disse a Abisai: "Se os arameus forem fortes demais para mim, venha em meu auxílio; mas, se os amonitas forem mais fortes do que você, eu irei ajudá-lo.</w:t>
+        <w:t xml:space="preserve"> Então Joabe disse a Abisai: “Se os sírios forem fortes demais para mim, venha em meu auxílio; mas, se os amonitas forem mais fortes do que você, eu irei ajudá-lo.</w:t>
       </w:r>
     </w:p>
     <w:p>
@@ -14509,7 +14509,7 @@
         <w:rPr>
           <w:lang w:val="pt_PT" w:bidi="pt_PT"/>
         </w:rPr>
-        <w:t xml:space="preserve"> Seja firme e lutemos com coragem pelo nosso povo e pelas cidades do nosso Deus. Que o SENHOR faça aquilo que lhe parecer melhor".</w:t>
+        <w:t xml:space="preserve"> Seja firme e lutemos com coragem pelo nosso povo e pelas cidades do nosso Deus. Que o SENHOR faça aquilo que lhe parecer melhor”.</w:t>
       </w:r>
     </w:p>
     <w:p>
@@ -14530,7 +14530,7 @@
         <w:rPr>
           <w:lang w:val="pt_PT" w:bidi="pt_PT"/>
         </w:rPr>
-        <w:t xml:space="preserve"> Em seguida, Joabe avançou com seus soldados contra os arameus, e eles fugiram diante dele.</w:t>
+        <w:t xml:space="preserve"> Em seguida, Joabe avançou com seus soldados contra os sírios, e eles fugiram diante dele.</w:t>
       </w:r>
     </w:p>
     <w:p>
@@ -14551,7 +14551,7 @@
         <w:rPr>
           <w:lang w:val="pt_PT" w:bidi="pt_PT"/>
         </w:rPr>
-        <w:t xml:space="preserve"> Quando os amonitas viram que os arameus estavam fugindo de Joabe, também fugiram de Abisai, seu irmão, e entraram na cidade. Depois disso, Joabe voltou para Jerusalém.</w:t>
+        <w:t xml:space="preserve"> Quando os amonitas viram que os sírios estavam fugindo de Joabe, também fugiram de Abisai, seu irmão, e entraram na cidade. Depois disso, Joabe voltou para Jerusalém.</w:t>
       </w:r>
     </w:p>
     <w:p>
@@ -14572,7 +14572,7 @@
         <w:rPr>
           <w:lang w:val="pt_PT" w:bidi="pt_PT"/>
         </w:rPr>
-        <w:t xml:space="preserve"> Ao perceberem que haviam sido derrotados por Israel, os arameus enviaram mensageiros para trazer reforços de arameus que viviam do outro lado do rio Eufrates. Sofaque, comandante do exército de Hadadezer, veio à frente dessas tropas.</w:t>
+        <w:t xml:space="preserve"> Ao perceberem que haviam sido derrotados por Israel, os sírios enviaram mensageiros para trazer reforços de sírios que viviam do outro lado do rio Eufrates. Sofaque, comandante do exército de Hadadezer, veio à frente dessas tropas.</w:t>
       </w:r>
     </w:p>
     <w:p>
@@ -14614,7 +14614,7 @@
         <w:rPr>
           <w:lang w:val="pt_PT" w:bidi="pt_PT"/>
         </w:rPr>
-        <w:t xml:space="preserve"> os arameus fugiram da presença de Israel. Davi matou sete mil condutores de carros de guerra e quarenta mil soldados de infantaria, e também matou Sofaque, o comandante do exército deles.</w:t>
+        <w:t xml:space="preserve"> os sírios fugiram da presença de Israel. Davi matou sete mil condutores de carros de guerra e quarenta mil soldados de infantaria, e também matou Sofaque, o comandante do exército deles.</w:t>
       </w:r>
     </w:p>
     <w:p>
@@ -14635,7 +14635,7 @@
         <w:rPr>
           <w:lang w:val="pt_PT" w:bidi="pt_PT"/>
         </w:rPr>
-        <w:t xml:space="preserve"> Ao verem que tinham sido derrotados por Israel, os vassalos de Hadadezer fizeram paz com Davi e se submeteram a ele. Assim, os arameus não quiseram mais ajudar os amonitas.</w:t>
+        <w:t xml:space="preserve"> Ao verem que tinham sido derrotados por Israel, os vassalos de Hadadezer fizeram paz com Davi e se submeteram a ele. Assim, os sírios não quiseram mais ajudar os amonitas.</w:t>
       </w:r>
     </w:p>
     <w:p>
@@ -14672,7 +14672,7 @@
         <w:rPr>
           <w:lang w:val="pt_PT" w:bidi="pt_PT"/>
         </w:rPr>
-        <w:t xml:space="preserve"> No ano seguinte, quando chega o período em que os reis costumam ir à guerra, Joabe liderou o exército e avançou contra o território dos amonitas, devastando a região. Davi permaneceu em Jerusalém, enquanto Joabe cercava Rabá, a cidade principal, atacando-a até deixá-la destruída.</w:t>
+        <w:t xml:space="preserve"> No ano seguinte, quando chegou o período em que os reis costumavam ir à guerra, Joabe liderou o exército e avançou contra o território dos amonitas, devastando a região. Davi permaneceu em Jerusalém, enquanto Joabe cercava Rabá, a cidade principal, atacando-a até deixá-la destruída.</w:t>
       </w:r>
     </w:p>
     <w:p>
@@ -14693,7 +14693,7 @@
         <w:rPr>
           <w:lang w:val="pt_PT" w:bidi="pt_PT"/>
         </w:rPr>
-        <w:t xml:space="preserve"> Davi retirou da cabeça de Milcon a coroa, feita de ouro e pesando trinta e cinco quilos, adornada com pedras preciosas, e ela foi colocada sobre a cabeça de Davi. Ele levou da cidade uma grande quantidade de riquezas.</w:t>
+        <w:t xml:space="preserve"> Davi retirou a coroa da cabeça de Milcom, feita de ouro e pesando 35 quilos, adornada com pedras preciosas, e ela foi colocada sobre a cabeça de Davi. Ele levou da cidade uma grande quantidade de riquezas.</w:t>
       </w:r>
     </w:p>
     <w:p>
@@ -14798,7 +14798,7 @@
         <w:rPr>
           <w:lang w:val="pt_PT" w:bidi="pt_PT"/>
         </w:rPr>
-        <w:t xml:space="preserve"> Esse homem desafiou Israel, mas Jônatas, filho de Siméia, irmão de Davi, o matou.</w:t>
+        <w:t xml:space="preserve"> Esse homem desafiou Israel, mas Jônatas, filho de Simeia, irmão de Davi, o matou.</w:t>
       </w:r>
     </w:p>
     <w:p>
@@ -14940,7 +14940,7 @@
         <w:rPr>
           <w:lang w:val="pt_PT" w:bidi="pt_PT"/>
         </w:rPr>
-        <w:t xml:space="preserve"> Ele apresentou a Davi o resultado da contagem dos homens aptos para a guerra: em todo o Israel havia um milhão e cem mil homens preparados para o serviço militar, e em Judá, 470 mil.</w:t>
+        <w:t xml:space="preserve"> Ele apresentou a Davi o resultado da contagem dos homens aptos para a guerra: em todo o Israel havia 1.100.000 homens preparados para o serviço militar, e em Judá, 470 mil.</w:t>
       </w:r>
     </w:p>
     <w:p>
@@ -14961,7 +14961,7 @@
         <w:rPr>
           <w:lang w:val="pt_PT" w:bidi="pt_PT"/>
         </w:rPr>
-        <w:t xml:space="preserve"> Contudo, Joabe não incluiu as tribos de Levi e de Benjamim, pois considerou a ordem do rei inadequada.</w:t>
+        <w:t xml:space="preserve"> Contudo, Joabe não incluiu as tribos de Levi e de Benjamim, pois a ordem do rei lhe parecia detestável.</w:t>
       </w:r>
     </w:p>
     <w:p>
@@ -15045,7 +15045,7 @@
         <w:rPr>
           <w:lang w:val="pt_PT" w:bidi="pt_PT"/>
         </w:rPr>
-        <w:t xml:space="preserve"> dizendo: “Vá dizer a Davi: ‘Assim diz o SENHOR: estou colocando diante de você três opções. Escolha uma delas, e eu a executarei contra você’”.</w:t>
+        <w:t xml:space="preserve"> dizendo: “Vá dizer a Davi: ‘Assim diz o SENHOR: Estou colocando diante de você três opções. Escolha uma delas, e eu a executarei contra você’”.</w:t>
       </w:r>
     </w:p>
     <w:p>
@@ -15087,7 +15087,7 @@
         <w:rPr>
           <w:lang w:val="pt_PT" w:bidi="pt_PT"/>
         </w:rPr>
-        <w:t xml:space="preserve"> três anos de fome; ou três meses fugindo dos seus inimigos, sendo alcançado pela espada deles; ou três dias da espada do SENHOR, isto é, três dias de praga, com o anjo do SENHOR causando destruição em todo o território de Israel’. Agora decida qual resposta devo levar àquele que me enviou”.</w:t>
+        <w:t xml:space="preserve"> três anos de fome, três meses fugindo dos seus inimigos, sendo alcançado pela espada deles, ou três dias da espada do SENHOR, isto é, três dias de praga, com o anjo do SENHOR causando destruição em todo o território de Israel’. Agora decida qual resposta devo levar àquele que me enviou”.</w:t>
       </w:r>
     </w:p>
     <w:p>
@@ -15318,7 +15318,7 @@
         <w:rPr>
           <w:lang w:val="pt_PT" w:bidi="pt_PT"/>
         </w:rPr>
-        <w:t xml:space="preserve"> Araúna respondeu a Davi: “Considere tudo como seu. Que o rei, meu senhor, faça o que achar melhor. Ofereço os bois para as ofertas queimadas, o debulhador como lenha e o trigo para a oferta de cereal. Dou tudo isso a você”.</w:t>
+        <w:t xml:space="preserve"> Araúna respondeu a Davi: “Considere tudo como seu. Que o rei, meu senhor, faça o que achar melhor. Ofereço os bois para as ofertas queimadas, o debulhador como lenha e o trigo para a oferta de cereais. Dou tudo isso a você”.</w:t>
       </w:r>
     </w:p>
     <w:p>
@@ -15360,7 +15360,7 @@
         <w:rPr>
           <w:lang w:val="pt_PT" w:bidi="pt_PT"/>
         </w:rPr>
-        <w:t xml:space="preserve"> Assim, Davi pagou a Araúna sete quilos e duzentos gramas de ouro pelo terreno.</w:t>
+        <w:t xml:space="preserve"> Assim, Davi pagou a Araúna 7,20 quilos de ouro pelo terreno.</w:t>
       </w:r>
     </w:p>
     <w:p>
@@ -15444,7 +15444,7 @@
         <w:rPr>
           <w:lang w:val="pt_PT" w:bidi="pt_PT"/>
         </w:rPr>
-        <w:t xml:space="preserve"> Naquele tempo, o tabernáculo do SENHOR que Moisés havia feito no deserto, juntamente com o altar de ofertas queimadas, encontrava-se em Gibeom.</w:t>
+        <w:t xml:space="preserve"> Naquele tempo, o tabernáculo do SENHOR que Moisés havia feito no deserto, junto com o altar de ofertas queimadas, estava em Gibeom.</w:t>
       </w:r>
     </w:p>
     <w:p>
@@ -15465,7 +15465,7 @@
         <w:rPr>
           <w:lang w:val="pt_PT" w:bidi="pt_PT"/>
         </w:rPr>
-        <w:t xml:space="preserve"> Porém Davi não podia consultar a Deus naquele lugar, pois estava tomado de temor por causa da espada do anjo do SENHOR.</w:t>
+        <w:t xml:space="preserve"> Porém Davi não podia ir até lá para consultar a Deus, pois estava tomado de temor por causa da espada do anjo do SENHOR.</w:t>
       </w:r>
     </w:p>
     <w:p>
@@ -15502,7 +15502,7 @@
         <w:rPr>
           <w:lang w:val="pt_PT" w:bidi="pt_PT"/>
         </w:rPr>
-        <w:t xml:space="preserve"> Então Davi declarou: "Este é o lugar destinado ao templo de Deus, o SENHOR, e ao altar dos sacrifícios queimados para Israel".</w:t>
+        <w:t xml:space="preserve"> Então Davi declarou: “Este é o lugar destinado ao templo de Deus, o SENHOR, e ao altar dos sacrifícios queimados para Israel”.</w:t>
       </w:r>
     </w:p>
     <w:p>
@@ -15586,7 +15586,7 @@
         <w:rPr>
           <w:lang w:val="pt_PT" w:bidi="pt_PT"/>
         </w:rPr>
-        <w:t xml:space="preserve"> Davi pensava consigo: "Meu filho Salomão é jovem e ainda não tem experiência, e o templo que será construído para o SENHOR precisa ser extremamente grandioso, conhecido e cheio de esplendor diante de todas as nações. Por isso, deixarei tudo preparado para a obra". Assim, Davi fez todos os preparativos antes de morrer.</w:t>
+        <w:t xml:space="preserve"> Davi pensava consigo: “Meu filho Salomão é jovem e ainda não tem experiência, e o templo que será construído para o SENHOR precisa ser extremamente grandioso, conhecido e cheio de esplendor diante de todas as nações. Por isso, deixarei tudo preparado para a obra”. Assim, Davi fez todos os preparativos antes de morrer.</w:t>
       </w:r>
     </w:p>
     <w:p>
@@ -15607,7 +15607,7 @@
         <w:rPr>
           <w:lang w:val="pt_PT" w:bidi="pt_PT"/>
         </w:rPr>
-        <w:t xml:space="preserve"> Davi mandou chamar seu filho Salomão e lhe ordenou que construísse um templo para o SENHOR, o Deus de Israel.</w:t>
+        <w:t xml:space="preserve"> Depois, Davi chamou seu filho Salomão e lhe ordenou que construísse um templo para o SENHOR, o Deus de Israel.</w:t>
       </w:r>
     </w:p>
     <w:p>
@@ -15628,7 +15628,7 @@
         <w:rPr>
           <w:lang w:val="pt_PT" w:bidi="pt_PT"/>
         </w:rPr>
-        <w:t xml:space="preserve"> Ele disse: "Meu filho, eu tinha no coração o desejo de edificar um templo para honrar o nome do SENHOR, meu Deus.</w:t>
+        <w:t xml:space="preserve"> Ele disse: “Meu filho, eu tinha no coração o desejo de edificar um templo para honrar o nome do SENHOR, meu Deus.</w:t>
       </w:r>
     </w:p>
     <w:p>
@@ -15775,7 +15775,7 @@
         <w:rPr>
           <w:lang w:val="pt_PT" w:bidi="pt_PT"/>
         </w:rPr>
-        <w:t xml:space="preserve"> Com grande esforço, preparei para o templo do SENHOR três mil e quinhentas toneladas de ouro, trinta e cinco mil toneladas de prata, além de bronze e ferro em quantidade impossível de calcular, bem como madeira e pedra. E você ainda poderá acrescentar mais a esses materiais.</w:t>
+        <w:t xml:space="preserve"> Com grande esforço, preparei para o templo do SENHOR 3.500 toneladas de ouro, 35 mil toneladas de prata, além de bronze e ferro em quantidade impossível de calcular, bem como madeira e pedra. E você ainda poderá acrescentar mais a esses materiais.</w:t>
       </w:r>
     </w:p>
     <w:p>
@@ -15817,7 +15817,7 @@
         <w:rPr>
           <w:lang w:val="pt_PT" w:bidi="pt_PT"/>
         </w:rPr>
-        <w:t xml:space="preserve"> habilidosos no trabalho com ouro, prata, bronze e ferro. Agora, dê início à obra, e que o SENHOR esteja com você".</w:t>
+        <w:t xml:space="preserve"> habilidosos no trabalho com ouro, prata, bronze e ferro. Agora, dê início à obra, e que o SENHOR esteja com você”.</w:t>
       </w:r>
     </w:p>
     <w:p>
@@ -15859,7 +15859,7 @@
         <w:rPr>
           <w:lang w:val="pt_PT" w:bidi="pt_PT"/>
         </w:rPr>
-        <w:t xml:space="preserve"> Ele disse: "Certamente o SENHOR, o Deus de vocês, está com vocês e lhes concedeu descanso. Ele entregou os habitantes desta terra em minhas mãos, e a terra foi submetida ao SENHOR e ao seu povo.</w:t>
+        <w:t xml:space="preserve"> Ele disse: “Certamente o SENHOR, seu Deus, está com vocês e lhes concedeu descanso. Ele entregou os habitantes desta terra em minhas mãos, e a terra foi submetida ao SENHOR e ao seu povo.</w:t>
       </w:r>
     </w:p>
     <w:p>
@@ -15880,7 +15880,7 @@
         <w:rPr>
           <w:lang w:val="pt_PT" w:bidi="pt_PT"/>
         </w:rPr>
-        <w:t xml:space="preserve"> Agora, dediquem o coração e a alma para buscar o SENHOR, seu Deus. Iniciem a construção do santuário de Deus, o SENHOR, para que a arca da aliança do SENHOR e os utensílios sagrados pertencentes a Deus sejam levados para o templo que será edificado em honra do nome do SENHOR".</w:t>
+        <w:t xml:space="preserve"> Agora, dediquem o coração e a alma para buscar o SENHOR, seu Deus. Iniciem a construção do santuário de Deus, o SENHOR, para que a arca da aliança do SENHOR e os utensílios sagrados pertencentes a Deus sejam levados para o templo que será edificado em honra do nome do SENHOR”.</w:t>
       </w:r>
     </w:p>
     <w:p>
@@ -15959,7 +15959,7 @@
         <w:rPr>
           <w:lang w:val="pt_PT" w:bidi="pt_PT"/>
         </w:rPr>
-        <w:t xml:space="preserve"> Os levitas com trinta anos de idade ou mais foram registrados, e o total chegou a trinta e oito mil.</w:t>
+        <w:t xml:space="preserve"> Os levitas com 30 anos de idade ou mais foram registrados, e o total chegou a 38 mil.</w:t>
       </w:r>
     </w:p>
     <w:p>
@@ -15980,7 +15980,7 @@
         <w:rPr>
           <w:lang w:val="pt_PT" w:bidi="pt_PT"/>
         </w:rPr>
-        <w:t xml:space="preserve"> Davi separou vinte e quatro mil deles para supervisionar o trabalho no templo do SENHOR, seis mil para atuarem como oficiais e juízes,</w:t>
+        <w:t xml:space="preserve"> Davi separou 24 mil deles para supervisionar o trabalho na casa do SENHOR, 6 mil para atuarem como oficiais e juízes,</w:t>
       </w:r>
     </w:p>
     <w:p>
@@ -16001,7 +16001,7 @@
         <w:rPr>
           <w:lang w:val="pt_PT" w:bidi="pt_PT"/>
         </w:rPr>
-        <w:t xml:space="preserve"> quatro mil para servirem como guardas das entradas e outros quatro mil para louvarem o SENHOR com os instrumentos musicais que ele havia preparado para esse fim.</w:t>
+        <w:t xml:space="preserve"> 4 mil para servirem como guardas das entradas e outros 4 mil para louvarem o SENHOR com os instrumentos musicais que ele havia preparado para esse fim.</w:t>
       </w:r>
     </w:p>
     <w:p>
@@ -16169,7 +16169,7 @@
         <w:rPr>
           <w:lang w:val="pt_PT" w:bidi="pt_PT"/>
         </w:rPr>
-        <w:t xml:space="preserve"> Os filhos de Anrão foram Arão e Moisés. Arão foi separado, juntamente com seus descendentes, para sempre, para consagrar as coisas santíssimas, apresentar ofertas ao SENHOR, servi-lo em sua presença e pronunciar bênçãos em seu nome continuamente.</w:t>
+        <w:t xml:space="preserve"> Os filhos de Anrão foram Arão e Moisés. Arão foi separado, junto com seus descendentes, para sempre, para consagrar as coisas santíssimas, queimar incenso diante do SENHOR, servi-lo em sua presença e pronunciar bênçãos em seu nome continuamente.</w:t>
       </w:r>
     </w:p>
     <w:p>
@@ -16190,7 +16190,7 @@
         <w:rPr>
           <w:lang w:val="pt_PT" w:bidi="pt_PT"/>
         </w:rPr>
-        <w:t xml:space="preserve"> Os filhos de Moisés, homem de Deus, foram incluídos entre os membros da tribo de Levi.</w:t>
+        <w:t xml:space="preserve"> Os filhos de Moisés, homem de Deus, foram contados entre os levitas.</w:t>
       </w:r>
     </w:p>
     <w:p>
@@ -16400,7 +16400,7 @@
         <w:rPr>
           <w:lang w:val="pt_PT" w:bidi="pt_PT"/>
         </w:rPr>
-        <w:t xml:space="preserve"> Esses foram os descendentes de Levi segundo suas famílias, os chefes de cada casa, registrados nominalmente e contados individualmente, isto é, os que tinham vinte anos ou mais e serviam no templo do SENHOR.</w:t>
+        <w:t xml:space="preserve"> Esses foram os descendentes de Levi segundo suas famílias, os chefes de cada casa, registrados por nome e contados individualmente, isto é, os que tinham vinte anos ou mais para exercer o serviço no templo do SENHOR.</w:t>
       </w:r>
     </w:p>
     <w:p>
@@ -16421,7 +16421,7 @@
         <w:rPr>
           <w:lang w:val="pt_PT" w:bidi="pt_PT"/>
         </w:rPr>
-        <w:t xml:space="preserve"> Pois Davi havia declarado: "Visto que o SENHOR, o Deus de Israel, concedeu descanso ao seu povo e passou a habitar para sempre em Jerusalém,</w:t>
+        <w:t xml:space="preserve"> Pois Davi havia declarado: “Visto que o SENHOR, o Deus de Israel, concedeu descanso ao seu povo e passou a habitar para sempre em Jerusalém,</w:t>
       </w:r>
     </w:p>
     <w:p>
@@ -16442,7 +16442,7 @@
         <w:rPr>
           <w:lang w:val="pt_PT" w:bidi="pt_PT"/>
         </w:rPr>
-        <w:t xml:space="preserve"> os levitas já não precisam transportar o tabernáculo nem os utensílios usados em seu serviço".</w:t>
+        <w:t xml:space="preserve"> os levitas já não precisam transportar o tabernáculo nem os utensílios usados em seu serviço”.</w:t>
       </w:r>
     </w:p>
     <w:p>
@@ -16463,7 +16463,7 @@
         <w:rPr>
           <w:lang w:val="pt_PT" w:bidi="pt_PT"/>
         </w:rPr>
-        <w:t xml:space="preserve"> Conforme as orientações finais deixadas por Davi, foram registrados os levitas com vinte anos de idade ou mais.</w:t>
+        <w:t xml:space="preserve"> Conforme as últimas palavras de Davi, foram registrados os levitas com vinte anos de idade ou mais.</w:t>
       </w:r>
     </w:p>
     <w:p>
@@ -16484,7 +16484,7 @@
         <w:rPr>
           <w:lang w:val="pt_PT" w:bidi="pt_PT"/>
         </w:rPr>
-        <w:t xml:space="preserve"> A função dos levitas era auxiliar os descendentes de Arão no serviço do templo do SENHOR. Eles cuidavam dos pátios, das salas laterais, da purificação de tudo o que era sagrado e das demais tarefas na casa de Deus.</w:t>
+        <w:t xml:space="preserve"> A função dos levitas era auxiliar os descendentes de Arão no serviço do templo do SENHOR. Eles cuidavam dos pátios, das salas laterais, da purificação de tudo o que era sagrado e do trabalho relacionado ao serviço da casa de Deus.</w:t>
       </w:r>
     </w:p>
     <w:p>
@@ -16505,7 +16505,7 @@
         <w:rPr>
           <w:lang w:val="pt_PT" w:bidi="pt_PT"/>
         </w:rPr>
-        <w:t xml:space="preserve"> Também eram responsáveis pelo pão consagrado, pela farinha das ofertas de cereal, pelos bolos sem fermento, pelo preparo do pão, pela mistura da massa e pelo controle de todos os pesos e medidas.</w:t>
+        <w:t xml:space="preserve"> Também eram responsáveis pelo pão consagrado, pela farinha das ofertas de cereais, pelos bolos sem fermento, pelo preparo do pão, pela mistura da massa e pelo controle de todos os pesos e medidas.</w:t>
       </w:r>
     </w:p>
     <w:p>
@@ -16547,7 +16547,7 @@
         <w:rPr>
           <w:lang w:val="pt_PT" w:bidi="pt_PT"/>
         </w:rPr>
-        <w:t xml:space="preserve"> e fazer o mesmo sempre que ofertas queimadas fossem oferecidas ao SENHOR nos sábados, nas festas da lua nova e nas celebrações determinadas. Deviam servir regularmente diante do SENHOR, conforme o número estabelecido para eles.</w:t>
+        <w:t xml:space="preserve"> e fazer o mesmo sempre que ofertas queimadas fossem apresentadas ao SENHOR nos sábados, nas festas da lua nova e nas celebrações determinadas. Deviam servir regularmente diante do SENHOR, de acordo com os turnos estabelecidos para eles.</w:t>
       </w:r>
     </w:p>
     <w:p>
@@ -16568,7 +16568,7 @@
         <w:rPr>
           <w:lang w:val="pt_PT" w:bidi="pt_PT"/>
         </w:rPr>
-        <w:t xml:space="preserve"> Assim, os levitas ficaram encarregados da Tenda do Encontro, do Lugar Santo e de auxiliar seus irmãos, os descendentes de Arão, no serviço do templo do SENHOR.</w:t>
+        <w:t xml:space="preserve"> Assim, os levitas ficaram encarregados da tenda do encontro e do Lugar Santo, e de auxiliar seus irmãos, os descendentes de Arão, no serviço do templo do SENHOR.</w:t>
       </w:r>
     </w:p>
     <w:p>
@@ -16626,7 +16626,7 @@
         <w:rPr>
           <w:lang w:val="pt_PT" w:bidi="pt_PT"/>
         </w:rPr>
-        <w:t xml:space="preserve"> Nadabe e Abiú morreram antes de seu pai e não deixaram descendentes; por isso, apenas Eleazar e Itamar continuaram exercendo o sacerdócio.</w:t>
+        <w:t xml:space="preserve"> Nadabe e Abiú morreram antes de seu pai e não deixaram descendentes; por isso, apenas Eleazar e Itamar continuaram a exercer o sacerdócio.</w:t>
       </w:r>
     </w:p>
     <w:p>
@@ -16689,7 +16689,7 @@
         <w:rPr>
           <w:lang w:val="pt_PT" w:bidi="pt_PT"/>
         </w:rPr>
-        <w:t xml:space="preserve"> A distribuição foi realizada de maneira justa, por meio de sorteio, pois tanto entre os descendentes de Eleazar quanto entre os de Itamar havia líderes do santuário e líderes de Deus.</w:t>
+        <w:t xml:space="preserve"> A distribuição foi realizada de modo imparcial, por meio de sorteio, pois tanto entre os descendentes de Eleazar quanto entre os de Itamar havia líderes do santuário e líderes de Deus.</w:t>
       </w:r>
     </w:p>
     <w:p>
@@ -17398,7 +17398,7 @@
         <w:rPr>
           <w:lang w:val="pt_PT" w:bidi="pt_PT"/>
         </w:rPr>
-        <w:t xml:space="preserve"> Juntamente com seus parentes, todos capacitados para o ministério de louvor ao SENHOR, o total chegou a duzentos e oitenta e oito.</w:t>
+        <w:t xml:space="preserve"> Junto com seus parentes, todos capacitados para o ministério de louvor ao SENHOR, o total chegou a 288.</w:t>
       </w:r>
     </w:p>
     <w:p>
@@ -18086,7 +18086,7 @@
         <w:rPr>
           <w:lang w:val="pt_PT" w:bidi="pt_PT"/>
         </w:rPr>
-        <w:t xml:space="preserve"> Todos esses eram descendentes de Obede-Edom; eles, seus filhos e seus parentes tinham preparo e habilidade para o serviço. Ao todo, eram sessenta e dois descendentes de Obede-Edom.</w:t>
+        <w:t xml:space="preserve"> Todos esses eram descendentes de Obede-Edom; eles, seus filhos e seus parentes tinham preparo e habilidade para o serviço. Ao todo, eram 62 descendentes de Obede-Edom.</w:t>
       </w:r>
     </w:p>
     <w:p>
@@ -18170,7 +18170,7 @@
         <w:rPr>
           <w:lang w:val="pt_PT" w:bidi="pt_PT"/>
         </w:rPr>
-        <w:t xml:space="preserve"> Essas eram as divisões dos porteiros, organizadas por seus líderes, que desempenhavam funções no serviço do templo do SENHOR, juntamente com seus parentes.</w:t>
+        <w:t xml:space="preserve"> Essas eram as divisões dos porteiros, organizadas por seus líderes, que desempenhavam funções no serviço do templo do SENHOR, junto com seus parentes.</w:t>
       </w:r>
     </w:p>
     <w:p>
@@ -18191,7 +18191,7 @@
         <w:rPr>
           <w:lang w:val="pt_PT" w:bidi="pt_PT"/>
         </w:rPr>
-        <w:t xml:space="preserve"> As famílias lançaram sortes, envolvendo jovens e idosos, para definir a responsabilidade por cada porta.</w:t>
+        <w:t xml:space="preserve"> As famílias lançaram sortes, envolvendo jovens e idosos, para definir a responsabilidade pela guarda de cada porta.</w:t>
       </w:r>
     </w:p>
     <w:p>
@@ -18548,7 +18548,7 @@
         <w:rPr>
           <w:lang w:val="pt_PT" w:bidi="pt_PT"/>
         </w:rPr>
-        <w:t xml:space="preserve"> Dos filhos de Hebrom, Hasabias e seus parentes foram encarregados, em Israel, da região a oeste do Jordão, cuidando de toda a obra do SENHOR e do serviço do rei; ao todo, eram mil e setecentos homens capacitados.</w:t>
+        <w:t xml:space="preserve"> Dos filhos de Hebrom, Hasabias e seus parentes foram encarregados, em Israel, da região a oeste do Jordão, cuidando de toda a obra do SENHOR e do serviço do rei; ao todo, eram 1.700 homens capacitados.</w:t>
       </w:r>
     </w:p>
     <w:p>
@@ -18590,7 +18590,7 @@
         <w:rPr>
           <w:lang w:val="pt_PT" w:bidi="pt_PT"/>
         </w:rPr>
-        <w:t xml:space="preserve"> Jerias tinha dois mil e setecentos parentes, homens competentes e chefes de famílias, que o rei Davi designou para cuidar de todas as questões relacionadas a Deus e dos assuntos do rei nas tribos de Rúben, de Gade e na metade da tribo de Manassés.</w:t>
+        <w:t xml:space="preserve"> Jerias tinha 2.700 parentes, homens competentes e chefes de famílias, que o rei Davi designou para cuidar de todas as questões relacionadas a Deus e dos assuntos do rei nas tribos de Rúben, de Gade e na metade da tribo de Manassés.</w:t>
       </w:r>
     </w:p>
     <w:p>
@@ -19026,7 +19026,7 @@
         <w:rPr>
           <w:lang w:val="pt_PT" w:bidi="pt_PT"/>
         </w:rPr>
-        <w:t xml:space="preserve"> pelos descendentes de Efraim, Oséias, filho de Azazias; pela metade da tribo de Manassés, Joel, filho de Pedaías;</w:t>
+        <w:t xml:space="preserve"> pelos descendentes de Efraim, Oseias, filho de Azazias; pela metade da tribo de Manassés, Joel, filho de Pedaías;</w:t>
       </w:r>
     </w:p>
     <w:p>
@@ -19110,7 +19110,7 @@
         <w:rPr>
           <w:lang w:val="pt_PT" w:bidi="pt_PT"/>
         </w:rPr>
-        <w:t xml:space="preserve"> Joabe, filho de Zeruia, iniciou a contagem do povo, mas não conseguiu concluí-la. Por causa desse recenseamento, a ira divina veio sobre Israel, e os números não foram registrados nos anais do rei Davi.</w:t>
+        <w:t xml:space="preserve"> Joabe, filho de Zeruia, iniciou a contagem do povo, mas não conseguiu concluí-la. Por causa desse recenseamento, a ira divina veio sobre Israel, e os números não foram registrados na história do rei Davi.</w:t>
       </w:r>
     </w:p>
     <w:p>
@@ -19462,7 +19462,7 @@
         <w:rPr>
           <w:lang w:val="pt_PT" w:bidi="pt_PT"/>
         </w:rPr>
-        <w:t xml:space="preserve"> Ele me disse: ‘Seu filho Salomão é quem construirá o meu templo e os meus pátios, pois eu o escolhi para ser meu filho, e eu serei o pai dele.</w:t>
+        <w:t xml:space="preserve"> Ele me disse: ‘Salomão, seu filho, edificará meu templo e os átrios ao redor dele, pois o escolhi para ser meu filho, e eu serei pai para ele.</w:t>
       </w:r>
     </w:p>
     <w:p>
@@ -19483,7 +19483,7 @@
         <w:rPr>
           <w:lang w:val="pt_PT" w:bidi="pt_PT"/>
         </w:rPr>
-        <w:t xml:space="preserve"> Tornarei firme o reino dele para sempre, se ele continuar obedecendo aos meus mandamentos e às minhas instruções, como faz agora’.</w:t>
+        <w:t xml:space="preserve"> Tornarei firme o reino dele para sempre, se ele continuar a obedecer aos meus mandamentos e às minhas instruções, como faz agora’.</w:t>
       </w:r>
     </w:p>
     <w:p>
@@ -19504,7 +19504,7 @@
         <w:rPr>
           <w:lang w:val="pt_PT" w:bidi="pt_PT"/>
         </w:rPr>
-        <w:t xml:space="preserve"> Por isso, declaro hoje diante de todo o Israel, na assembleia do SENHOR, e na presença do nosso Deus: cuidem de obedecer a todos os mandamentos do SENHOR, seu Deus, para que continuem possuindo esta boa terra e a deixem como herança permanente aos seus descendentes.</w:t>
+        <w:t xml:space="preserve"> Por isso, declaro hoje diante de todo o Israel, na assembleia do SENHOR, e na presença do nosso Deus: cuidem de obedecer a todos os mandamentos do SENHOR, seu Deus, para que continuem a possuir esta boa terra e a deixem como herança permanente aos seus descendentes.</w:t>
       </w:r>
     </w:p>
     <w:p>
@@ -19546,7 +19546,7 @@
         <w:rPr>
           <w:lang w:val="pt_PT" w:bidi="pt_PT"/>
         </w:rPr>
-        <w:t xml:space="preserve"> Saiba que o SENHOR o escolheu para construir um templo que me sirva como santuário. Seja firme e execute essa tarefa.</w:t>
+        <w:t xml:space="preserve"> Saiba que o SENHOR o escolheu para construir um templo que sirva de santuário. Seja firme e execute essa tarefa”.</w:t>
       </w:r>
     </w:p>
     <w:p>
@@ -19567,7 +19567,7 @@
         <w:rPr>
           <w:lang w:val="pt_PT" w:bidi="pt_PT"/>
         </w:rPr>
-        <w:t xml:space="preserve"> Então Davi entregou a Salomão o plano do pórtico do templo, dos edifícios anexos, dos depósitos, dos pavimentos superiores, das salas internas e do local do propiciatório.</w:t>
+        <w:t xml:space="preserve"> Davi entregou a Salomão a planta do templo e de suas dependências, incluindo os depósitos dos tesouros, as câmaras superiores, as salas internas e o local do propiciatório.</w:t>
       </w:r>
     </w:p>
     <w:p>
@@ -19588,7 +19588,7 @@
         <w:rPr>
           <w:lang w:val="pt_PT" w:bidi="pt_PT"/>
         </w:rPr>
-        <w:t xml:space="preserve"> Também lhe passou os projetos de tudo o que o Espírito havia colocado em seu coração a respeito dos pátios do templo do SENHOR, das salas ao redor, dos depósitos dos tesouros do templo de Deus e dos depósitos das ofertas consagradas.</w:t>
+        <w:t xml:space="preserve"> Ele também entregou a planta do pátio do templo do SENHOR, de todas as salas ao redor, dos depósitos do templo de Deus e dos depósitos das ofertas sagradas — tudo conforme o Espírito havia revelado a ele.</w:t>
       </w:r>
     </w:p>
     <w:p>
@@ -19814,7 +19814,7 @@
         <w:rPr>
           <w:lang w:val="pt_PT" w:bidi="pt_PT"/>
         </w:rPr>
-        <w:t xml:space="preserve"> O rei Davi dirigiu-se a toda a assembleia e disse: “Meu filho Salomão foi o único escolhido por Deus. No entanto, ele ainda é jovem e não tem experiência, e a tarefa é grandiosa, pois o palácio não será construído para pessoas, mas para o SENHOR Deus.</w:t>
+        <w:t xml:space="preserve"> O rei Davi dirigiu-se a toda a assembleia e declarou: “Meu filho Salomão, escolhido por Deus para ser rei, ainda é jovem e inexperiente. A tarefa diante dele é imensa, pois o templo que ele construirá não é destinado a seres humanos, mas ao SENHOR, nosso Deus.</w:t>
       </w:r>
     </w:p>
     <w:p>
@@ -19877,7 +19877,7 @@
         <w:rPr>
           <w:lang w:val="pt_PT" w:bidi="pt_PT"/>
         </w:rPr>
-        <w:t xml:space="preserve"> Assim, ofereço cento e cinco toneladas de ouro puro de Ofir e duzentas e quarenta e cinco toneladas de prata refinada, para revestir as paredes do templo,</w:t>
+        <w:t xml:space="preserve"> Assim, ofereço 105 toneladas de ouro puro de Ofir e 245 toneladas de prata refinada, para revestir as paredes do templo,</w:t>
       </w:r>
     </w:p>
     <w:p>
@@ -19940,7 +19940,7 @@
         <w:rPr>
           <w:lang w:val="pt_PT" w:bidi="pt_PT"/>
         </w:rPr>
-        <w:t xml:space="preserve"> Para a obra da casa de Deus, entregaram cento e setenta e cinco toneladas de ouro, dez mil moedas de ouro, trezentas e cinquenta toneladas de prata, seiscentas e trinta toneladas de bronze e três mil e quinhentas toneladas de ferro.</w:t>
+        <w:t xml:space="preserve"> Para a obra da casa de Deus, entregaram 175 toneladas de ouro, 10 mil moedas de ouro, 350 toneladas de prata, 630 toneladas de bronze e 3.500 toneladas de ferro.</w:t>
       </w:r>
     </w:p>
     <w:p>
@@ -19982,7 +19982,7 @@
         <w:rPr>
           <w:lang w:val="pt_PT" w:bidi="pt_PT"/>
         </w:rPr>
-        <w:t xml:space="preserve"> O povo se alegrou com a atitude de seus líderes, pois fizeram essas ofertas de forma voluntária e com coração íntegro diante do SENHOR. O rei Davi também se encheu de alegria.</w:t>
+        <w:t xml:space="preserve"> O povo se alegrou por ter contribuído de livre vontade, pois haviam oferecido ao SENHOR com coração sincero; também o rei Davi se encheu de grande alegria.</w:t>
       </w:r>
     </w:p>
     <w:p>
@@ -20003,7 +20003,7 @@
         <w:rPr>
           <w:lang w:val="pt_PT" w:bidi="pt_PT"/>
         </w:rPr>
-        <w:t xml:space="preserve"> Davi louvou o SENHOR diante de toda a assembleia, dizendo: “Sejas bendito, ó SENHOR, Deus de Israel, nosso pai, de eternidade a eternidade.</w:t>
+        <w:t xml:space="preserve"> Davi louvou o SENHOR diante de toda a assembleia, dizendo: “Que tu sejas bendito, ó SENHOR, Deus de Israel, nosso pai, de eternidade a eternidade.</w:t>
       </w:r>
     </w:p>
     <w:p>
@@ -20108,7 +20108,7 @@
         <w:rPr>
           <w:lang w:val="pt_PT" w:bidi="pt_PT"/>
         </w:rPr>
-        <w:t xml:space="preserve"> Diante de ti somos estrangeiros e peregrinos, assim como foram nossos antepassados. Nossos dias sobre a terra passam como uma sombra, sem esperança duradoura.</w:t>
+        <w:t xml:space="preserve"> Diante de ti somos estrangeiros e peregrinos, assim como foram nossos antepassados. Nossos dias sobre a terra passam como uma sombra, e não há como evitar a morte.</w:t>
       </w:r>
     </w:p>
     <w:p>
@@ -20213,7 +20213,7 @@
         <w:rPr>
           <w:lang w:val="pt_PT" w:bidi="pt_PT"/>
         </w:rPr>
-        <w:t xml:space="preserve"> Então Davi disse a toda a assembleia: “Louvem o SENHOR, o Deus de vocês”. E todos louvaram o SENHOR, o Deus de seus antepassados, inclinando-se e prostrando-se diante do SENHOR e diante do rei.</w:t>
+        <w:t xml:space="preserve"> Então Davi disse a toda a assembleia: “Louvem o SENHOR, nosso Deus!”. E toda a assembleia louvou o SENHOR, Deus de seus antepassados, prostrando-se diante do SENHOR e diante do rei.</w:t>
       </w:r>
     </w:p>
     <w:p>
